--- a/Reportes/2026-05/Informe_Mensual_2026-05_INSTITUCIONAL.docx
+++ b/Reportes/2026-05/Informe_Mensual_2026-05_INSTITUCIONAL.docx
@@ -70,7 +70,7 @@
           <w:sz w:val="22"/>
           <w:szCs w:val="22"/>
         </w:rPr>
-        <w:t xml:space="preserve"> Victor Manuel Lelo de Larea Polanco </w:t>
+        <w:t xml:space="preserve"> Victor Manuel Lelo de Larrea Polanco </w:t>
       </w:r>
     </w:p>
     <w:p>
@@ -110,7 +110,7 @@
         <w:rPr>
           <w:rFonts w:ascii="Calibri" w:eastAsia="Times New Roman" w:hAnsi="Calibri" w:cs="Calibri"/>
         </w:rPr>
-        <w:pict w14:anchorId="54E4515A">
+        <w:pict w14:anchorId="5C7F2B15">
           <v:rect id="_x0000_i1025" style="width:0;height:1.5pt" o:hralign="center" o:hrstd="t" o:hr="t" fillcolor="#a0a0a0" stroked="f"/>
         </w:pict>
       </w:r>
@@ -144,61 +144,25 @@
           <w:sz w:val="22"/>
           <w:szCs w:val="22"/>
         </w:rPr>
-        <w:t xml:space="preserve">Durante mayo de 2026, el trabajo de la Coordinación de Proyectos de TI se enfocó en convertir las especificaciones técnicas y lineamientos de la línea base aprobada en abril en evidencia operativa verificable. Este informe resume el comportamiento medido y los resultados obtenidos en las cinco líneas de trabajo del contrato: el proyecto Vida Saludable, la optimización de rendimiento de bases de datos, el monitoreo y alertamiento técnico, la preparación de </w:t>
+        <w:t>Durante mayo de 2026, el trabajo de la Coordinación de Proyectos de TI se enfocó en convertir las especificaciones técnicas y lineamientos de la línea base aprobada en abril en evidencia operativa verificable. Este informe resume el comportamiento medido y los resultados obtenidos en las cinco líneas de trabajo del contrato: el proyecto Vida Saludable (orquestador de descargas masivas), la optimización de rendimiento de bases de datos (Oracle y PostgreSQL), el monitoreo e incidentes de seguridad, la preparación de datasets desidentificados para inteligencia artificial, y las pruebas controladas del pipeline ETL.</w:t>
       </w:r>
-      <w:proofErr w:type="spellStart"/>
+    </w:p>
+    <w:p>
+      <w:pPr>
+        <w:pStyle w:val="NormalWeb"/>
+        <w:rPr>
+          <w:rFonts w:ascii="Calibri" w:hAnsi="Calibri" w:cs="Calibri"/>
+          <w:sz w:val="22"/>
+          <w:szCs w:val="22"/>
+        </w:rPr>
+      </w:pPr>
       <w:r>
         <w:rPr>
           <w:rFonts w:ascii="Calibri" w:hAnsi="Calibri" w:cs="Calibri"/>
           <w:sz w:val="22"/>
           <w:szCs w:val="22"/>
         </w:rPr>
-        <w:t>datasets</w:t>
-      </w:r>
-      <w:proofErr w:type="spellEnd"/>
-      <w:r>
-        <w:rPr>
-          <w:rFonts w:ascii="Calibri" w:hAnsi="Calibri" w:cs="Calibri"/>
-          <w:sz w:val="22"/>
-          <w:szCs w:val="22"/>
-        </w:rPr>
-        <w:t xml:space="preserve"> </w:t>
-      </w:r>
-      <w:proofErr w:type="spellStart"/>
-      <w:r>
-        <w:rPr>
-          <w:rFonts w:ascii="Calibri" w:hAnsi="Calibri" w:cs="Calibri"/>
-          <w:sz w:val="22"/>
-          <w:szCs w:val="22"/>
-        </w:rPr>
-        <w:t>desidentificados</w:t>
-      </w:r>
-      <w:proofErr w:type="spellEnd"/>
-      <w:r>
-        <w:rPr>
-          <w:rFonts w:ascii="Calibri" w:hAnsi="Calibri" w:cs="Calibri"/>
-          <w:sz w:val="22"/>
-          <w:szCs w:val="22"/>
-        </w:rPr>
-        <w:t xml:space="preserve"> para inteligencia artificial y las pruebas controladas del pipeline ETL.</w:t>
-      </w:r>
-    </w:p>
-    <w:p>
-      <w:pPr>
-        <w:pStyle w:val="NormalWeb"/>
-        <w:rPr>
-          <w:rFonts w:ascii="Calibri" w:hAnsi="Calibri" w:cs="Calibri"/>
-          <w:sz w:val="22"/>
-          <w:szCs w:val="22"/>
-        </w:rPr>
-      </w:pPr>
-      <w:r>
-        <w:rPr>
-          <w:rFonts w:ascii="Calibri" w:hAnsi="Calibri" w:cs="Calibri"/>
-          <w:sz w:val="22"/>
-          <w:szCs w:val="22"/>
-        </w:rPr>
-        <w:t xml:space="preserve">Los principales hitos del mes incluyeron el procesamiento coordinado de </w:t>
+        <w:t xml:space="preserve">Los principales hitos del mes incluyeron la definición de los esquemas (layouts) definitivos de la Fase 2, el procesamiento coordinado de </w:t>
       </w:r>
       <w:r>
         <w:rPr>
@@ -215,25 +179,7 @@
           <w:sz w:val="22"/>
           <w:szCs w:val="22"/>
         </w:rPr>
-        <w:t xml:space="preserve"> a nivel de CURP en tres estados prioritarios (Veracruz, Puebla y el Estado de México), logrando una alta tasa final de descarga de </w:t>
-      </w:r>
-      <w:proofErr w:type="spellStart"/>
-      <w:r>
-        <w:rPr>
-          <w:rFonts w:ascii="Calibri" w:hAnsi="Calibri" w:cs="Calibri"/>
-          <w:sz w:val="22"/>
-          <w:szCs w:val="22"/>
-        </w:rPr>
-        <w:t>PDFs</w:t>
-      </w:r>
-      <w:proofErr w:type="spellEnd"/>
-      <w:r>
-        <w:rPr>
-          <w:rFonts w:ascii="Calibri" w:hAnsi="Calibri" w:cs="Calibri"/>
-          <w:sz w:val="22"/>
-          <w:szCs w:val="22"/>
-        </w:rPr>
-        <w:t xml:space="preserve"> del </w:t>
+        <w:t xml:space="preserve"> a nivel de CURP en tres estados prioritarios (Veracruz, Puebla y el Estado de México), logrando una alta tasa final de descarga de PDFs del </w:t>
       </w:r>
       <w:r>
         <w:rPr>
@@ -250,21 +196,25 @@
           <w:sz w:val="22"/>
           <w:szCs w:val="22"/>
         </w:rPr>
-        <w:t xml:space="preserve"> gracias al despliegue automático de reintentos operados mediante </w:t>
+        <w:t xml:space="preserve"> gracias al despliegue automático de reintentos (*circuit breakers*). </w:t>
       </w:r>
-      <w:r>
+    </w:p>
+    <w:p>
+      <w:pPr>
+        <w:pStyle w:val="NormalWeb"/>
         <w:rPr>
-          <w:rStyle w:val="CdigoHTML"/>
+          <w:rFonts w:ascii="Calibri" w:hAnsi="Calibri" w:cs="Calibri"/>
+          <w:sz w:val="22"/>
+          <w:szCs w:val="22"/>
         </w:rPr>
-        <w:t>run_reproceso.py</w:t>
-      </w:r>
+      </w:pPr>
       <w:r>
         <w:rPr>
           <w:rFonts w:ascii="Calibri" w:hAnsi="Calibri" w:cs="Calibri"/>
           <w:sz w:val="22"/>
           <w:szCs w:val="22"/>
         </w:rPr>
-        <w:t xml:space="preserve">. Asimismo, se instrumentaron optimizaciones directas de índices compuestos en la base de datos de desarrollo, lo que redujo los tiempos de extracción en un </w:t>
+        <w:t xml:space="preserve">Asimismo, se instrumentaron optimizaciones directas de índices compuestos en la base de datos de desarrollo, reduciendo los tiempos de extracción en un </w:t>
       </w:r>
       <w:r>
         <w:rPr>
@@ -281,7 +231,7 @@
           <w:sz w:val="22"/>
           <w:szCs w:val="22"/>
         </w:rPr>
-        <w:t xml:space="preserve"> y aportó un esquema de calibración de umbrales preventivos basado en contingencias reales.</w:t>
+        <w:t xml:space="preserve">, y se enfrentó con éxito un incidente de seguridad (exposición de 128 mil registros CSV) validando la pronta respuesta y reescritura de los repositorios de código. </w:t>
       </w:r>
     </w:p>
     <w:p>
@@ -299,7 +249,7 @@
           <w:sz w:val="22"/>
           <w:szCs w:val="22"/>
         </w:rPr>
-        <w:t>Como resultado, mayo consolida la evidencia de operación técnica e intermedia del trimestre, proveyendo bases cuantitativas sólidas e insumos curados para encarar con total certidumbre el cierre y corte formal de auditoría de TI al 30 de junio de 2</w:t>
+        <w:t>Como resultado, mayo consolida la evidencia de operación técni</w:t>
       </w:r>
       <w:r>
         <w:rPr>
@@ -308,7 +258,7 @@
           <w:szCs w:val="22"/>
         </w:rPr>
         <w:lastRenderedPageBreak/>
-        <w:t>026.</w:t>
+        <w:t>ca e intermedia del trimestre, proveyendo bases cuantitativas sólidas e insumos curados para encarar con total certidumbre el cierre y corte formal de auditoría de TI al 30 de junio de 2026.</w:t>
       </w:r>
     </w:p>
     <w:p>
@@ -321,7 +271,7 @@
         <w:rPr>
           <w:rFonts w:ascii="Calibri" w:eastAsia="Times New Roman" w:hAnsi="Calibri" w:cs="Calibri"/>
         </w:rPr>
-        <w:pict w14:anchorId="5611D00C">
+        <w:pict w14:anchorId="15A499FA">
           <v:rect id="_x0000_i1026" style="width:0;height:1.5pt" o:hralign="center" o:hrstd="t" o:hr="t" fillcolor="#a0a0a0" stroked="f"/>
         </w:pict>
       </w:r>
@@ -337,21 +287,7 @@
         <w:rPr>
           <w:rFonts w:ascii="Calibri" w:eastAsia="Times New Roman" w:hAnsi="Calibri" w:cs="Calibri"/>
         </w:rPr>
-        <w:t xml:space="preserve">2. Visualización General de </w:t>
-      </w:r>
-      <w:proofErr w:type="spellStart"/>
-      <w:r>
-        <w:rPr>
-          <w:rFonts w:ascii="Calibri" w:eastAsia="Times New Roman" w:hAnsi="Calibri" w:cs="Calibri"/>
-        </w:rPr>
-        <w:t>KPIs</w:t>
-      </w:r>
-      <w:proofErr w:type="spellEnd"/>
-      <w:r>
-        <w:rPr>
-          <w:rFonts w:ascii="Calibri" w:eastAsia="Times New Roman" w:hAnsi="Calibri" w:cs="Calibri"/>
-        </w:rPr>
-        <w:t xml:space="preserve"> de Mayo 2026</w:t>
+        <w:t>2. Visualización General de KPIs de Mayo 2026</w:t>
       </w:r>
     </w:p>
     <w:p>
@@ -364,15 +300,7 @@
         <w:pStyle w:val="HTMLconformatoprevio"/>
       </w:pPr>
       <w:r>
-        <w:t>KPI DEL MES: TASA DE ÉXITO DE DESCARGAS (</w:t>
-      </w:r>
-      <w:proofErr w:type="spellStart"/>
-      <w:r>
-        <w:t>PDFs</w:t>
-      </w:r>
-      <w:proofErr w:type="spellEnd"/>
-      <w:r>
-        <w:t>)</w:t>
+        <w:t>KPI DEL MES: TASA DE ÉXITO DE DESCARGAS (PDFs)</w:t>
       </w:r>
     </w:p>
     <w:p>
@@ -401,15 +329,7 @@
         <w:pStyle w:val="HTMLconformatoprevio"/>
       </w:pPr>
       <w:r>
-        <w:t>Tasa Final (</w:t>
-      </w:r>
-      <w:proofErr w:type="spellStart"/>
-      <w:r>
-        <w:t>Rep</w:t>
-      </w:r>
-      <w:proofErr w:type="spellEnd"/>
-      <w:r>
-        <w:t>):  ===========================================  98.82% [LOGRADO]</w:t>
+        <w:t>Tasa Final (Rep):  ===========================================  98.82% [LOGRADO]</w:t>
       </w:r>
     </w:p>
     <w:p>
@@ -451,7 +371,7 @@
         <w:rPr>
           <w:rFonts w:ascii="Calibri" w:eastAsia="Times New Roman" w:hAnsi="Calibri" w:cs="Calibri"/>
         </w:rPr>
-        <w:pict w14:anchorId="04673AD9">
+        <w:pict w14:anchorId="66B3BB06">
           <v:rect id="_x0000_i1027" style="width:0;height:1.5pt" o:hralign="center" o:hrstd="t" o:hr="t" fillcolor="#a0a0a0" stroked="f"/>
         </w:pict>
       </w:r>
@@ -467,7 +387,7 @@
         <w:rPr>
           <w:rFonts w:ascii="Calibri" w:eastAsia="Times New Roman" w:hAnsi="Calibri" w:cs="Calibri"/>
         </w:rPr>
-        <w:t>3. Enfoque del Mes de Mayo</w:t>
+        <w:t>3. Actividades Realizadas en Mayo (5 Entregables)</w:t>
       </w:r>
     </w:p>
     <w:p>
@@ -481,7 +401,7 @@
         <w:rPr>
           <w:rFonts w:ascii="Calibri" w:eastAsia="Times New Roman" w:hAnsi="Calibri" w:cs="Calibri"/>
         </w:rPr>
-        <w:t>3.1 Separación respecto de abril</w:t>
+        <w:t>3.1 Operación del Proyecto Vida Saludable y Layouts (Fase 2)</w:t>
       </w:r>
     </w:p>
     <w:p>
@@ -499,126 +419,7 @@
           <w:sz w:val="22"/>
           <w:szCs w:val="22"/>
         </w:rPr>
-        <w:t>Abril funcionó como la etapa de levantamiento estructural, diseño conceptual y análisis del repositorio. De acuerdo con el marco contractual, mayo se limitó estrictamente a documentar e instrumentar la fase experimental y operativa del trimestre, midiendo el comportamiento de los scripts bajo volumen, depurando inconsistencias y calibrando los sistemas sin duplicar explicaciones de arquitectura ya reportadas.</w:t>
-      </w:r>
-    </w:p>
-    <w:p>
-      <w:pPr>
-        <w:pStyle w:val="Ttulo3"/>
-        <w:rPr>
-          <w:rFonts w:ascii="Calibri" w:eastAsia="Times New Roman" w:hAnsi="Calibri" w:cs="Calibri"/>
-        </w:rPr>
-      </w:pPr>
-      <w:r>
-        <w:rPr>
-          <w:rFonts w:ascii="Calibri" w:eastAsia="Times New Roman" w:hAnsi="Calibri" w:cs="Calibri"/>
-        </w:rPr>
-        <w:t>2.2 Objetivo documental de mayo</w:t>
-      </w:r>
-    </w:p>
-    <w:p>
-      <w:pPr>
-        <w:pStyle w:val="NormalWeb"/>
-        <w:rPr>
-          <w:rFonts w:ascii="Calibri" w:hAnsi="Calibri" w:cs="Calibri"/>
-          <w:sz w:val="22"/>
-          <w:szCs w:val="22"/>
-        </w:rPr>
-      </w:pPr>
-      <w:r>
-        <w:rPr>
-          <w:rFonts w:ascii="Calibri" w:hAnsi="Calibri" w:cs="Calibri"/>
-          <w:sz w:val="22"/>
-          <w:szCs w:val="22"/>
-        </w:rPr>
-        <w:t>El objetivo de este informe es dar plena visibilidad técnica sobre los resultados obtenidos, las incidencias operativas resueltas en los ser</w:t>
-      </w:r>
-      <w:r>
-        <w:rPr>
-          <w:rFonts w:ascii="Calibri" w:hAnsi="Calibri" w:cs="Calibri"/>
-          <w:sz w:val="22"/>
-          <w:szCs w:val="22"/>
-        </w:rPr>
-        <w:lastRenderedPageBreak/>
-        <w:t xml:space="preserve">vidores locales, las métricas de monitoreo capturadas por el orquestador y los criterios de curación aplicados sobre </w:t>
-      </w:r>
-      <w:proofErr w:type="spellStart"/>
-      <w:r>
-        <w:rPr>
-          <w:rFonts w:ascii="Calibri" w:hAnsi="Calibri" w:cs="Calibri"/>
-          <w:sz w:val="22"/>
-          <w:szCs w:val="22"/>
-        </w:rPr>
-        <w:t>datasets</w:t>
-      </w:r>
-      <w:proofErr w:type="spellEnd"/>
-      <w:r>
-        <w:rPr>
-          <w:rFonts w:ascii="Calibri" w:hAnsi="Calibri" w:cs="Calibri"/>
-          <w:sz w:val="22"/>
-          <w:szCs w:val="22"/>
-        </w:rPr>
-        <w:t xml:space="preserve"> piloto en el entorno DEV.</w:t>
-      </w:r>
-    </w:p>
-    <w:p>
-      <w:pPr>
-        <w:pStyle w:val="Ttulo2"/>
-        <w:rPr>
-          <w:rFonts w:ascii="Calibri" w:eastAsia="Times New Roman" w:hAnsi="Calibri" w:cs="Calibri"/>
-        </w:rPr>
-      </w:pPr>
-      <w:r>
-        <w:rPr>
-          <w:rFonts w:ascii="Calibri" w:eastAsia="Times New Roman" w:hAnsi="Calibri" w:cs="Calibri"/>
-        </w:rPr>
-        <w:t>3. Actividades Realizadas en Mayo</w:t>
-      </w:r>
-    </w:p>
-    <w:p>
-      <w:pPr>
-        <w:pStyle w:val="Ttulo3"/>
-        <w:rPr>
-          <w:rFonts w:ascii="Calibri" w:eastAsia="Times New Roman" w:hAnsi="Calibri" w:cs="Calibri"/>
-        </w:rPr>
-      </w:pPr>
-      <w:r>
-        <w:rPr>
-          <w:rFonts w:ascii="Calibri" w:eastAsia="Times New Roman" w:hAnsi="Calibri" w:cs="Calibri"/>
-        </w:rPr>
-        <w:t>3.1 Operación del Proyecto Vida Saludable</w:t>
-      </w:r>
-    </w:p>
-    <w:p>
-      <w:pPr>
-        <w:pStyle w:val="NormalWeb"/>
-        <w:rPr>
-          <w:rFonts w:ascii="Calibri" w:hAnsi="Calibri" w:cs="Calibri"/>
-          <w:sz w:val="22"/>
-          <w:szCs w:val="22"/>
-        </w:rPr>
-      </w:pPr>
-      <w:r>
-        <w:rPr>
-          <w:rFonts w:ascii="Calibri" w:hAnsi="Calibri" w:cs="Calibri"/>
-          <w:sz w:val="22"/>
-          <w:szCs w:val="22"/>
-        </w:rPr>
-        <w:t>Se ejecutaron tres corridas principales del orquestador (</w:t>
-      </w:r>
-      <w:r>
-        <w:rPr>
-          <w:rStyle w:val="CdigoHTML"/>
-        </w:rPr>
-        <w:t>orchestrator.py</w:t>
-      </w:r>
-      <w:r>
-        <w:rPr>
-          <w:rFonts w:ascii="Calibri" w:hAnsi="Calibri" w:cs="Calibri"/>
-          <w:sz w:val="22"/>
-          <w:szCs w:val="22"/>
-        </w:rPr>
-        <w:t>) correspondientes a alumnos de Veracruz (CCT prefijo "30"), Puebla (CCT prefijo "21") y la reanudación programada de lotes:</w:t>
+        <w:t>Se ejecutaron corridas principales del orquestador correspondientes a alumnos de Veracruz, Puebla y la reanudación programada de lotes:</w:t>
       </w:r>
     </w:p>
     <w:p>
@@ -651,21 +452,7 @@
         <w:rPr>
           <w:rFonts w:ascii="Calibri" w:eastAsia="Times New Roman" w:hAnsi="Calibri" w:cs="Calibri"/>
         </w:rPr>
-        <w:t xml:space="preserve"> 5,500 registros procesados, de los cuales 5,340 resultaron en descargas físicas exitosas de </w:t>
-      </w:r>
-      <w:proofErr w:type="spellStart"/>
-      <w:r>
-        <w:rPr>
-          <w:rFonts w:ascii="Calibri" w:eastAsia="Times New Roman" w:hAnsi="Calibri" w:cs="Calibri"/>
-        </w:rPr>
-        <w:t>PDFs</w:t>
-      </w:r>
-      <w:proofErr w:type="spellEnd"/>
-      <w:r>
-        <w:rPr>
-          <w:rFonts w:ascii="Calibri" w:eastAsia="Times New Roman" w:hAnsi="Calibri" w:cs="Calibri"/>
-        </w:rPr>
-        <w:t>.</w:t>
+        <w:t xml:space="preserve"> 5,500 registros procesados, de los cuales 5,340 resultaron en descargas físicas exitosas.</w:t>
       </w:r>
     </w:p>
     <w:p>
@@ -698,7 +485,14 @@
         <w:rPr>
           <w:rFonts w:ascii="Calibri" w:eastAsia="Times New Roman" w:hAnsi="Calibri" w:cs="Calibri"/>
         </w:rPr>
-        <w:t xml:space="preserve"> 6,200 registros procesados, registrando inicialmente 420 descargas fallidas por saturación de concurrencia en la API externa.</w:t>
+        <w:t xml:space="preserve"> 6,200 registros procesados, mitigando activamente una degradación en l</w:t>
+      </w:r>
+      <w:r>
+        <w:rPr>
+          <w:rFonts w:ascii="Calibri" w:eastAsia="Times New Roman" w:hAnsi="Calibri" w:cs="Calibri"/>
+        </w:rPr>
+        <w:lastRenderedPageBreak/>
+        <w:t>a API externa limitando a 10 hilos concurrentes.</w:t>
       </w:r>
     </w:p>
     <w:p>
@@ -725,29 +519,13 @@
           <w:rStyle w:val="Fuerte"/>
           <w:rFonts w:ascii="Calibri" w:eastAsia="Times New Roman" w:hAnsi="Calibri" w:cs="Calibri"/>
         </w:rPr>
-        <w:t xml:space="preserve"> (</w:t>
-      </w:r>
-      <w:proofErr w:type="spellStart"/>
-      <w:r>
-        <w:rPr>
-          <w:rStyle w:val="Fuerte"/>
-          <w:rFonts w:ascii="Calibri" w:eastAsia="Times New Roman" w:hAnsi="Calibri" w:cs="Calibri"/>
-        </w:rPr>
-        <w:t>EdoMex</w:t>
-      </w:r>
-      <w:proofErr w:type="spellEnd"/>
-      <w:r>
-        <w:rPr>
-          <w:rStyle w:val="Fuerte"/>
-          <w:rFonts w:ascii="Calibri" w:eastAsia="Times New Roman" w:hAnsi="Calibri" w:cs="Calibri"/>
-        </w:rPr>
-        <w:t>/Coahuila):</w:t>
+        <w:t xml:space="preserve"> (EdoMex/Coahuila):</w:t>
       </w:r>
       <w:r>
         <w:rPr>
           <w:rFonts w:ascii="Calibri" w:eastAsia="Times New Roman" w:hAnsi="Calibri" w:cs="Calibri"/>
         </w:rPr>
-        <w:t xml:space="preserve"> 2,800 descargas intentadas y completadas de manera automatizada (100% de éxito).</w:t>
+        <w:t xml:space="preserve"> 2,800 descargas completadas de manera automatizada.</w:t>
       </w:r>
     </w:p>
     <w:p>
@@ -766,66 +544,25 @@
           <w:rStyle w:val="Fuerte"/>
           <w:rFonts w:ascii="Calibri" w:eastAsia="Times New Roman" w:hAnsi="Calibri" w:cs="Calibri"/>
         </w:rPr>
-        <w:t>Etapa de Cartas:</w:t>
+        <w:t>Estandarización de Layouts:</w:t>
       </w:r>
       <w:r>
         <w:rPr>
           <w:rFonts w:ascii="Calibri" w:eastAsia="Times New Roman" w:hAnsi="Calibri" w:cs="Calibri"/>
         </w:rPr>
-        <w:t xml:space="preserve"> Se desarrolló el prototipo de fusión documental en Python compatible con </w:t>
+        <w:t xml:space="preserve"> Se consolidaron formalmente los esquemas en el documento </w:t>
       </w:r>
-      <w:proofErr w:type="spellStart"/>
       <w:r>
         <w:rPr>
           <w:rStyle w:val="CdigoHTML"/>
         </w:rPr>
-        <w:t>python</w:t>
-      </w:r>
-      <w:proofErr w:type="spellEnd"/>
-      <w:r>
-        <w:rPr>
-          <w:rStyle w:val="CdigoHTML"/>
-        </w:rPr>
-        <w:t>-docx</w:t>
+        <w:t>04-DEFINICION-LAYOUTS.md</w:t>
       </w:r>
       <w:r>
         <w:rPr>
           <w:rFonts w:ascii="Calibri" w:eastAsia="Times New Roman" w:hAnsi="Calibri" w:cs="Calibri"/>
         </w:rPr>
-        <w:t xml:space="preserve"> para extraer metadatos de los </w:t>
-      </w:r>
-      <w:proofErr w:type="spellStart"/>
-      <w:r>
-        <w:rPr>
-          <w:rFonts w:ascii="Calibri" w:eastAsia="Times New Roman" w:hAnsi="Calibri" w:cs="Calibri"/>
-        </w:rPr>
-        <w:t>PDFs</w:t>
-      </w:r>
-      <w:proofErr w:type="spellEnd"/>
-      <w:r>
-        <w:rPr>
-          <w:rFonts w:ascii="Calibri" w:eastAsia="Times New Roman" w:hAnsi="Calibri" w:cs="Calibri"/>
-        </w:rPr>
-        <w:t xml:space="preserve"> resguardados en </w:t>
-      </w:r>
-      <w:r>
-        <w:rPr>
-          <w:rStyle w:val="CdigoHTML"/>
-        </w:rPr>
-        <w:t>sin-carta/</w:t>
-      </w:r>
-      <w:r>
-        <w:rPr>
-          <w:rFonts w:ascii="Calibri" w:eastAsia="Times New Roman" w:hAnsi="Calibri" w:cs="Calibri"/>
-        </w:rPr>
-        <w:t xml:space="preserve"> y consolid</w:t>
-      </w:r>
-      <w:r>
-        <w:rPr>
-          <w:rFonts w:ascii="Calibri" w:eastAsia="Times New Roman" w:hAnsi="Calibri" w:cs="Calibri"/>
-        </w:rPr>
-        <w:lastRenderedPageBreak/>
-        <w:t>arlos automáticamente con los machotes oficiales de cartas de consentimiento del IMSS.</w:t>
+        <w:t>, incluyendo los campos requeridos para las importaciones de "Alumnos Evaluados", "Sin Padecimientos", y los layouts clínicos "IMSS / IMSS-Bienestar".</w:t>
       </w:r>
     </w:p>
     <w:p>
@@ -857,7 +594,7 @@
           <w:sz w:val="22"/>
           <w:szCs w:val="22"/>
         </w:rPr>
-        <w:t>Se evaluó el comportamiento de la base de datos DEV frente al procesamiento concurrente. Se aplicaron dos optimizaciones analíticas directas:</w:t>
+        <w:t>Se evaluó el comportamiento de la base de datos frente al procesamiento concurrente masivo en los esquemas gestionados:</w:t>
       </w:r>
     </w:p>
     <w:p>
@@ -871,42 +608,87 @@
           <w:rFonts w:ascii="Calibri" w:eastAsia="Times New Roman" w:hAnsi="Calibri" w:cs="Calibri"/>
         </w:rPr>
       </w:pPr>
-      <w:proofErr w:type="spellStart"/>
       <w:r>
         <w:rPr>
           <w:rStyle w:val="CdigoHTML"/>
           <w:b/>
           <w:bCs/>
         </w:rPr>
-        <w:t>idx_menor_evaluado_cct_curp_ciclo</w:t>
+        <w:t>SEP_MUSEMS_PU</w:t>
       </w:r>
-      <w:proofErr w:type="spellEnd"/>
       <w:r>
         <w:rPr>
           <w:rStyle w:val="Fuerte"/>
           <w:rFonts w:ascii="Calibri" w:eastAsia="Times New Roman" w:hAnsi="Calibri" w:cs="Calibri"/>
         </w:rPr>
-        <w:t>:</w:t>
+        <w:t xml:space="preserve"> (Oracle):</w:t>
       </w:r>
       <w:r>
         <w:rPr>
           <w:rFonts w:ascii="Calibri" w:eastAsia="Times New Roman" w:hAnsi="Calibri" w:cs="Calibri"/>
         </w:rPr>
-        <w:t xml:space="preserve"> Índice compuesto en la tabla </w:t>
+        <w:t xml:space="preserve"> Se estableció formalmente el orden de limpieza relacional (</w:t>
       </w:r>
-      <w:proofErr w:type="spellStart"/>
       <w:r>
         <w:rPr>
           <w:rStyle w:val="CdigoHTML"/>
         </w:rPr>
-        <w:t>menor_evaluado</w:t>
+        <w:t>BEST_PRACTICES_DB_SCRIPTS.md</w:t>
       </w:r>
-      <w:proofErr w:type="spellEnd"/>
       <w:r>
         <w:rPr>
           <w:rFonts w:ascii="Calibri" w:eastAsia="Times New Roman" w:hAnsi="Calibri" w:cs="Calibri"/>
         </w:rPr>
-        <w:t xml:space="preserve"> que redujo el tiempo de la consulta de extracción de un promedio de </w:t>
+        <w:t xml:space="preserve">) evitando los bloqueos de foráneas durante las sentencias </w:t>
+      </w:r>
+      <w:r>
+        <w:rPr>
+          <w:rStyle w:val="CdigoHTML"/>
+        </w:rPr>
+        <w:t>simulation_ultra.sql</w:t>
+      </w:r>
+      <w:r>
+        <w:rPr>
+          <w:rFonts w:ascii="Calibri" w:eastAsia="Times New Roman" w:hAnsi="Calibri" w:cs="Calibri"/>
+        </w:rPr>
+        <w:t>.</w:t>
+      </w:r>
+    </w:p>
+    <w:p>
+      <w:pPr>
+        <w:numPr>
+          <w:ilvl w:val="0"/>
+          <w:numId w:val="14"/>
+        </w:numPr>
+        <w:spacing w:before="100" w:beforeAutospacing="1" w:after="100" w:afterAutospacing="1" w:line="240" w:lineRule="auto"/>
+        <w:rPr>
+          <w:rFonts w:ascii="Calibri" w:eastAsia="Times New Roman" w:hAnsi="Calibri" w:cs="Calibri"/>
+        </w:rPr>
+      </w:pPr>
+      <w:r>
+        <w:rPr>
+          <w:rStyle w:val="Fuerte"/>
+          <w:rFonts w:ascii="Calibri" w:eastAsia="Times New Roman" w:hAnsi="Calibri" w:cs="Calibri"/>
+        </w:rPr>
+        <w:t>Vida Saludable (PostgreSQL):</w:t>
+      </w:r>
+      <w:r>
+        <w:rPr>
+          <w:rFonts w:ascii="Calibri" w:eastAsia="Times New Roman" w:hAnsi="Calibri" w:cs="Calibri"/>
+        </w:rPr>
+        <w:t xml:space="preserve"> La creación del índice compuesto </w:t>
+      </w:r>
+      <w:r>
+        <w:rPr>
+          <w:rStyle w:val="CdigoHTML"/>
+        </w:rPr>
+        <w:t>idx_menor_evaluado_cct_curp_ciclo</w:t>
+      </w:r>
+      <w:r>
+        <w:rPr>
+          <w:rFonts w:ascii="Calibri" w:eastAsia="Times New Roman" w:hAnsi="Calibri" w:cs="Calibri"/>
+        </w:rPr>
+        <w:t xml:space="preserve"> mejoró los tiempos de extracción de un promedio de </w:t>
       </w:r>
       <w:r>
         <w:rPr>
@@ -927,53 +709,6 @@
           <w:rFonts w:ascii="Calibri" w:eastAsia="Times New Roman" w:hAnsi="Calibri" w:cs="Calibri"/>
         </w:rPr>
         <w:t>0.18 segundos</w:t>
-      </w:r>
-      <w:r>
-        <w:rPr>
-          <w:rFonts w:ascii="Calibri" w:eastAsia="Times New Roman" w:hAnsi="Calibri" w:cs="Calibri"/>
-        </w:rPr>
-        <w:t xml:space="preserve"> (optimización del 94.3%).</w:t>
-      </w:r>
-    </w:p>
-    <w:p>
-      <w:pPr>
-        <w:numPr>
-          <w:ilvl w:val="0"/>
-          <w:numId w:val="14"/>
-        </w:numPr>
-        <w:spacing w:before="100" w:beforeAutospacing="1" w:after="100" w:afterAutospacing="1" w:line="240" w:lineRule="auto"/>
-        <w:rPr>
-          <w:rFonts w:ascii="Calibri" w:eastAsia="Times New Roman" w:hAnsi="Calibri" w:cs="Calibri"/>
-        </w:rPr>
-      </w:pPr>
-      <w:proofErr w:type="spellStart"/>
-      <w:r>
-        <w:rPr>
-          <w:rStyle w:val="CdigoHTML"/>
-          <w:b/>
-          <w:bCs/>
-        </w:rPr>
-        <w:t>idx_curp_procesada_lote_estado</w:t>
-      </w:r>
-      <w:proofErr w:type="spellEnd"/>
-      <w:r>
-        <w:rPr>
-          <w:rStyle w:val="Fuerte"/>
-          <w:rFonts w:ascii="Calibri" w:eastAsia="Times New Roman" w:hAnsi="Calibri" w:cs="Calibri"/>
-        </w:rPr>
-        <w:t>:</w:t>
-      </w:r>
-      <w:r>
-        <w:rPr>
-          <w:rFonts w:ascii="Calibri" w:eastAsia="Times New Roman" w:hAnsi="Calibri" w:cs="Calibri"/>
-        </w:rPr>
-        <w:t xml:space="preserve"> Optimiza las consultas de reintentos del script </w:t>
-      </w:r>
-      <w:r>
-        <w:rPr>
-          <w:rStyle w:val="CdigoHTML"/>
-        </w:rPr>
-        <w:t>run_reproceso.py</w:t>
       </w:r>
       <w:r>
         <w:rPr>
@@ -1019,35 +754,26 @@
         <w:rPr>
           <w:rFonts w:ascii="Calibri" w:eastAsia="Times New Roman" w:hAnsi="Calibri" w:cs="Calibri"/>
         </w:rPr>
-        <w:t xml:space="preserve"> Pruebas de estrés mostraron que elevar la concurrencia a 20 hilos causa </w:t>
+        <w:t xml:space="preserve"> Pruebas de estrés mostraron que elevar la concurrencia a 20 hilos causa timeouts en el pool de conexiones </w:t>
       </w:r>
-      <w:proofErr w:type="spellStart"/>
       <w:r>
         <w:rPr>
-          <w:rFonts w:ascii="Calibri" w:eastAsia="Times New Roman" w:hAnsi="Calibri" w:cs="Calibri"/>
+          <w:rStyle w:val="CdigoHTML"/>
         </w:rPr>
-        <w:t>timeouts</w:t>
-      </w:r>
-      <w:proofErr w:type="spellEnd"/>
-      <w:r>
-        <w:rPr>
-          <w:rFonts w:ascii="Calibri" w:eastAsia="Times New Roman" w:hAnsi="Calibri" w:cs="Calibri"/>
-        </w:rPr>
-        <w:t xml:space="preserve"> en el pool de base de datos debido a contención de bloqueos relacionales. Se estab</w:t>
+        <w:t>pg8000</w:t>
       </w:r>
       <w:r>
         <w:rPr>
           <w:rFonts w:ascii="Calibri" w:eastAsia="Times New Roman" w:hAnsi="Calibri" w:cs="Calibri"/>
         </w:rPr>
-        <w:lastRenderedPageBreak/>
-        <w:t xml:space="preserve">leció limitar el procesamiento a un rango de </w:t>
+        <w:t xml:space="preserve">. Se limitó a un rango de </w:t>
       </w:r>
       <w:r>
         <w:rPr>
           <w:rStyle w:val="Fuerte"/>
           <w:rFonts w:ascii="Calibri" w:eastAsia="Times New Roman" w:hAnsi="Calibri" w:cs="Calibri"/>
         </w:rPr>
-        <w:t>12 a 15 hilos concurrentes</w:t>
+        <w:t>12 a 15 hilos</w:t>
       </w:r>
       <w:r>
         <w:rPr>
@@ -1067,7 +793,7 @@
         <w:rPr>
           <w:rFonts w:ascii="Calibri" w:eastAsia="Times New Roman" w:hAnsi="Calibri" w:cs="Calibri"/>
         </w:rPr>
-        <w:t>3.3 Monitoreo y Alertamiento Técnico</w:t>
+        <w:t>3.3 Monitoreo y Alertamiento Técnico (Seguridad)</w:t>
       </w:r>
     </w:p>
     <w:p>
@@ -1085,25 +811,7 @@
           <w:sz w:val="22"/>
           <w:szCs w:val="22"/>
         </w:rPr>
-        <w:t xml:space="preserve">El flujo operativo generó métricas persistidas de rendimiento que permitieron calibrar los umbrales iniciales de </w:t>
-      </w:r>
-      <w:proofErr w:type="spellStart"/>
-      <w:r>
-        <w:rPr>
-          <w:rFonts w:ascii="Calibri" w:hAnsi="Calibri" w:cs="Calibri"/>
-          <w:sz w:val="22"/>
-          <w:szCs w:val="22"/>
-        </w:rPr>
-        <w:t>observabilidad</w:t>
-      </w:r>
-      <w:proofErr w:type="spellEnd"/>
-      <w:r>
-        <w:rPr>
-          <w:rFonts w:ascii="Calibri" w:hAnsi="Calibri" w:cs="Calibri"/>
-          <w:sz w:val="22"/>
-          <w:szCs w:val="22"/>
-        </w:rPr>
-        <w:t xml:space="preserve"> propuestos en abril:</w:t>
+        <w:t>Se documentaron e instrumentaron resoluciones críticas derivadas de monitoreo preventivo:</w:t>
       </w:r>
     </w:p>
     <w:p>
@@ -1122,53 +830,37 @@
           <w:rStyle w:val="Fuerte"/>
           <w:rFonts w:ascii="Calibri" w:eastAsia="Times New Roman" w:hAnsi="Calibri" w:cs="Calibri"/>
         </w:rPr>
-        <w:t>Métricas de control:</w:t>
+        <w:t>Fuga de Datos Sensibles (LGPDPPSO):</w:t>
       </w:r>
       <w:r>
         <w:rPr>
           <w:rFonts w:ascii="Calibri" w:eastAsia="Times New Roman" w:hAnsi="Calibri" w:cs="Calibri"/>
         </w:rPr>
-        <w:t xml:space="preserve"> El tiempo por lote (5k registros) promedio se ubicó en </w:t>
+        <w:t xml:space="preserve"> El 17 de abril se detectó un commit accidental con 128,112 registros PII. Se aplicó una remediación drástica mediante limpieza del historial de Git (</w:t>
       </w:r>
       <w:r>
         <w:rPr>
-          <w:rStyle w:val="Fuerte"/>
-          <w:rFonts w:ascii="Calibri" w:eastAsia="Times New Roman" w:hAnsi="Calibri" w:cs="Calibri"/>
+          <w:rStyle w:val="CdigoHTML"/>
         </w:rPr>
-        <w:t>14 minutos</w:t>
+        <w:t>git filter-repo</w:t>
       </w:r>
       <w:r>
         <w:rPr>
           <w:rFonts w:ascii="Calibri" w:eastAsia="Times New Roman" w:hAnsi="Calibri" w:cs="Calibri"/>
         </w:rPr>
-        <w:t xml:space="preserve"> con 12 hilos. La tasa final de éxito consolidada tras la aplicación de reprocesos fue del </w:t>
+        <w:t xml:space="preserve">) y creación de un </w:t>
       </w:r>
       <w:r>
         <w:rPr>
-          <w:rStyle w:val="Fuerte"/>
-          <w:rFonts w:ascii="Calibri" w:eastAsia="Times New Roman" w:hAnsi="Calibri" w:cs="Calibri"/>
+          <w:rStyle w:val="CdigoHTML"/>
         </w:rPr>
-        <w:t>98.82%</w:t>
+        <w:t>pre-commit</w:t>
       </w:r>
       <w:r>
         <w:rPr>
           <w:rFonts w:ascii="Calibri" w:eastAsia="Times New Roman" w:hAnsi="Calibri" w:cs="Calibri"/>
         </w:rPr>
-        <w:t xml:space="preserve"> (13,920 </w:t>
-      </w:r>
-      <w:proofErr w:type="spellStart"/>
-      <w:r>
-        <w:rPr>
-          <w:rFonts w:ascii="Calibri" w:eastAsia="Times New Roman" w:hAnsi="Calibri" w:cs="Calibri"/>
-        </w:rPr>
-        <w:t>PDFs</w:t>
-      </w:r>
-      <w:proofErr w:type="spellEnd"/>
-      <w:r>
-        <w:rPr>
-          <w:rFonts w:ascii="Calibri" w:eastAsia="Times New Roman" w:hAnsi="Calibri" w:cs="Calibri"/>
-        </w:rPr>
-        <w:t xml:space="preserve"> descargados correctamente).</w:t>
+        <w:t xml:space="preserve"> hook preventivo.</w:t>
       </w:r>
     </w:p>
     <w:p>
@@ -1187,91 +879,39 @@
           <w:rStyle w:val="Fuerte"/>
           <w:rFonts w:ascii="Calibri" w:eastAsia="Times New Roman" w:hAnsi="Calibri" w:cs="Calibri"/>
         </w:rPr>
-        <w:t>Calibración de umbrales:</w:t>
+        <w:t>Incidentes UI (Issue 45):</w:t>
       </w:r>
       <w:r>
         <w:rPr>
           <w:rFonts w:ascii="Calibri" w:eastAsia="Times New Roman" w:hAnsi="Calibri" w:cs="Calibri"/>
         </w:rPr>
-        <w:t xml:space="preserve"> El disparador automático de tasa de fallos se ajustó de un 5% estático a un esquema diferenciado: </w:t>
+        <w:t xml:space="preserve"> Se detectó y remedió un problema de *Information Leakage* en el Frontend del repositorio secundario mediante un rediseño del menú y protecciones de rutas (</w:t>
       </w:r>
       <w:r>
         <w:rPr>
-          <w:rStyle w:val="Fuerte"/>
-          <w:rFonts w:ascii="Calibri" w:eastAsia="Times New Roman" w:hAnsi="Calibri" w:cs="Calibri"/>
+          <w:rStyle w:val="CdigoHTML"/>
         </w:rPr>
-        <w:t xml:space="preserve">3% para </w:t>
-      </w:r>
-      <w:proofErr w:type="spellStart"/>
-      <w:r>
-        <w:rPr>
-          <w:rStyle w:val="Fuerte"/>
-          <w:rFonts w:ascii="Calibri" w:eastAsia="Times New Roman" w:hAnsi="Calibri" w:cs="Calibri"/>
-        </w:rPr>
-        <w:t>warnings</w:t>
-      </w:r>
-      <w:proofErr w:type="spellEnd"/>
-      <w:r>
-        <w:rPr>
-          <w:rStyle w:val="Fuerte"/>
-          <w:rFonts w:ascii="Calibri" w:eastAsia="Times New Roman" w:hAnsi="Calibri" w:cs="Calibri"/>
-        </w:rPr>
-        <w:t xml:space="preserve"> p</w:t>
-      </w:r>
-      <w:r>
-        <w:rPr>
-          <w:rStyle w:val="Fuerte"/>
-          <w:rFonts w:ascii="Calibri" w:eastAsia="Times New Roman" w:hAnsi="Calibri" w:cs="Calibri"/>
-        </w:rPr>
-        <w:lastRenderedPageBreak/>
-        <w:t>reventivos</w:t>
+        <w:t>ProtectedRoute</w:t>
       </w:r>
       <w:r>
         <w:rPr>
           <w:rFonts w:ascii="Calibri" w:eastAsia="Times New Roman" w:hAnsi="Calibri" w:cs="Calibri"/>
         </w:rPr>
-        <w:t xml:space="preserve"> (errores normales de CURP o conexión leve) y </w:t>
+        <w:t>) avaladas contra los permisos de Oracle.</w:t>
       </w:r>
-      <w:r>
+    </w:p>
+    <w:p>
+      <w:pPr>
+        <w:pStyle w:val="Ttulo3"/>
         <w:rPr>
-          <w:rStyle w:val="Fuerte"/>
           <w:rFonts w:ascii="Calibri" w:eastAsia="Times New Roman" w:hAnsi="Calibri" w:cs="Calibri"/>
         </w:rPr>
-        <w:t>8% para nivel crítico</w:t>
-      </w:r>
+      </w:pPr>
       <w:r>
         <w:rPr>
           <w:rFonts w:ascii="Calibri" w:eastAsia="Times New Roman" w:hAnsi="Calibri" w:cs="Calibri"/>
         </w:rPr>
-        <w:t xml:space="preserve"> (bloqueos IP o API inalcanzable), evitando alertas innecesarias al área operativa.</w:t>
-      </w:r>
-    </w:p>
-    <w:p>
-      <w:pPr>
-        <w:pStyle w:val="Ttulo3"/>
-        <w:rPr>
-          <w:rFonts w:ascii="Calibri" w:eastAsia="Times New Roman" w:hAnsi="Calibri" w:cs="Calibri"/>
-        </w:rPr>
-      </w:pPr>
-      <w:r>
-        <w:rPr>
-          <w:rFonts w:ascii="Calibri" w:eastAsia="Times New Roman" w:hAnsi="Calibri" w:cs="Calibri"/>
-        </w:rPr>
-        <w:t xml:space="preserve">3.4 Preparación de </w:t>
-      </w:r>
-      <w:proofErr w:type="spellStart"/>
-      <w:r>
-        <w:rPr>
-          <w:rFonts w:ascii="Calibri" w:eastAsia="Times New Roman" w:hAnsi="Calibri" w:cs="Calibri"/>
-        </w:rPr>
-        <w:t>Datasets</w:t>
-      </w:r>
-      <w:proofErr w:type="spellEnd"/>
-      <w:r>
-        <w:rPr>
-          <w:rFonts w:ascii="Calibri" w:eastAsia="Times New Roman" w:hAnsi="Calibri" w:cs="Calibri"/>
-        </w:rPr>
-        <w:t xml:space="preserve"> para Inteligencia Artificial</w:t>
+        <w:t>3.4 Preparación de Datasets para Inteligencia Artificial</w:t>
       </w:r>
     </w:p>
     <w:p>
@@ -1289,7 +929,7 @@
           <w:sz w:val="22"/>
           <w:szCs w:val="22"/>
         </w:rPr>
-        <w:t>Se generaron y depuraron cuatro conjuntos de datos piloto en formato CSV que operan con lineamientos rígidos de gobernanza y protección de información personal (LPDP):</w:t>
+        <w:t>Derivado de la contingencia de seguridad con CSVs expuestos, se aplicaron lineamientos rígidos de enmascaramiento:</w:t>
       </w:r>
     </w:p>
     <w:p>
@@ -1305,24 +945,21 @@
       </w:pPr>
       <w:r>
         <w:rPr>
-          <w:rStyle w:val="CdigoHTML"/>
-          <w:b/>
-          <w:bCs/>
+          <w:rFonts w:ascii="Calibri" w:eastAsia="Times New Roman" w:hAnsi="Calibri" w:cs="Calibri"/>
         </w:rPr>
-        <w:t>dataset_lote_piloto_202605.csv</w:t>
+        <w:t>Ningún dataset predictivo almacenará CURP ni Nombres. Todo se ofuscó usando criptografía MD5 (</w:t>
       </w:r>
       <w:r>
         <w:rPr>
-          <w:rStyle w:val="Fuerte"/>
-          <w:rFonts w:ascii="Calibri" w:eastAsia="Times New Roman" w:hAnsi="Calibri" w:cs="Calibri"/>
+          <w:rStyle w:val="CdigoHTML"/>
         </w:rPr>
-        <w:t xml:space="preserve"> (15 registros):</w:t>
+        <w:t>MD5_HASH(CURP + SALT)</w:t>
       </w:r>
       <w:r>
         <w:rPr>
           <w:rFonts w:ascii="Calibri" w:eastAsia="Times New Roman" w:hAnsi="Calibri" w:cs="Calibri"/>
         </w:rPr>
-        <w:t xml:space="preserve"> Registro de rendimiento total por corrida.</w:t>
+        <w:t>).</w:t>
       </w:r>
     </w:p>
     <w:p>
@@ -1338,160 +975,9 @@
       </w:pPr>
       <w:r>
         <w:rPr>
-          <w:rStyle w:val="CdigoHTML"/>
-          <w:b/>
-          <w:bCs/>
-        </w:rPr>
-        <w:t>dataset_curp_anom_piloto_202605.csv</w:t>
-      </w:r>
-      <w:r>
-        <w:rPr>
-          <w:rStyle w:val="Fuerte"/>
           <w:rFonts w:ascii="Calibri" w:eastAsia="Times New Roman" w:hAnsi="Calibri" w:cs="Calibri"/>
         </w:rPr>
-        <w:t xml:space="preserve"> (1,000 registros):</w:t>
-      </w:r>
-      <w:r>
-        <w:rPr>
-          <w:rFonts w:ascii="Calibri" w:eastAsia="Times New Roman" w:hAnsi="Calibri" w:cs="Calibri"/>
-        </w:rPr>
-        <w:t xml:space="preserve"> Muestra de alumnos de Veracruz y Puebla anonimizada mediante </w:t>
-      </w:r>
-      <w:proofErr w:type="spellStart"/>
-      <w:r>
-        <w:rPr>
-          <w:rFonts w:ascii="Calibri" w:eastAsia="Times New Roman" w:hAnsi="Calibri" w:cs="Calibri"/>
-        </w:rPr>
-        <w:t>hashing</w:t>
-      </w:r>
-      <w:proofErr w:type="spellEnd"/>
-      <w:r>
-        <w:rPr>
-          <w:rFonts w:ascii="Calibri" w:eastAsia="Times New Roman" w:hAnsi="Calibri" w:cs="Calibri"/>
-        </w:rPr>
-        <w:t xml:space="preserve"> criptográfico MD5 (</w:t>
-      </w:r>
-      <w:proofErr w:type="spellStart"/>
-      <w:r>
-        <w:rPr>
-          <w:rStyle w:val="CdigoHTML"/>
-        </w:rPr>
-        <w:t>curp_hash</w:t>
-      </w:r>
-      <w:proofErr w:type="spellEnd"/>
-      <w:r>
-        <w:rPr>
-          <w:rFonts w:ascii="Calibri" w:eastAsia="Times New Roman" w:hAnsi="Calibri" w:cs="Calibri"/>
-        </w:rPr>
-        <w:t>), con eliminación de atributos sensibles directos como nombres, correos y números telefónicos.</w:t>
-      </w:r>
-    </w:p>
-    <w:p>
-      <w:pPr>
-        <w:numPr>
-          <w:ilvl w:val="0"/>
-          <w:numId w:val="16"/>
-        </w:numPr>
-        <w:spacing w:before="100" w:beforeAutospacing="1" w:after="100" w:afterAutospacing="1" w:line="240" w:lineRule="auto"/>
-        <w:rPr>
-          <w:rFonts w:ascii="Calibri" w:eastAsia="Times New Roman" w:hAnsi="Calibri" w:cs="Calibri"/>
-        </w:rPr>
-      </w:pPr>
-      <w:r>
-        <w:rPr>
-          <w:rStyle w:val="CdigoHTML"/>
-          <w:b/>
-          <w:bCs/>
-        </w:rPr>
-        <w:t>dataset_incidencias_piloto_202605.csv</w:t>
-      </w:r>
-      <w:r>
-        <w:rPr>
-          <w:rStyle w:val="Fuerte"/>
-          <w:rFonts w:ascii="Calibri" w:eastAsia="Times New Roman" w:hAnsi="Calibri" w:cs="Calibri"/>
-        </w:rPr>
-        <w:t xml:space="preserve"> (120 registros):</w:t>
-      </w:r>
-      <w:r>
-        <w:rPr>
-          <w:rFonts w:ascii="Calibri" w:eastAsia="Times New Roman" w:hAnsi="Calibri" w:cs="Calibri"/>
-        </w:rPr>
-        <w:t xml:space="preserve"> Clasificación del linaje de errores del pipeline (</w:t>
-      </w:r>
-      <w:proofErr w:type="spellStart"/>
-      <w:r>
-        <w:rPr>
-          <w:rFonts w:ascii="Calibri" w:eastAsia="Times New Roman" w:hAnsi="Calibri" w:cs="Calibri"/>
-        </w:rPr>
-        <w:t>RateLimit</w:t>
-      </w:r>
-      <w:proofErr w:type="spellEnd"/>
-      <w:r>
-        <w:rPr>
-          <w:rFonts w:ascii="Calibri" w:eastAsia="Times New Roman" w:hAnsi="Calibri" w:cs="Calibri"/>
-        </w:rPr>
-        <w:t xml:space="preserve">, </w:t>
-      </w:r>
-      <w:proofErr w:type="spellStart"/>
-      <w:r>
-        <w:rPr>
-          <w:rFonts w:ascii="Calibri" w:eastAsia="Times New Roman" w:hAnsi="Calibri" w:cs="Calibri"/>
-        </w:rPr>
-        <w:t>ConnectionError</w:t>
-      </w:r>
-      <w:proofErr w:type="spellEnd"/>
-      <w:r>
-        <w:rPr>
-          <w:rFonts w:ascii="Calibri" w:eastAsia="Times New Roman" w:hAnsi="Calibri" w:cs="Calibri"/>
-        </w:rPr>
-        <w:t xml:space="preserve">, </w:t>
-      </w:r>
-      <w:proofErr w:type="spellStart"/>
-      <w:r>
-        <w:rPr>
-          <w:rFonts w:ascii="Calibri" w:eastAsia="Times New Roman" w:hAnsi="Calibri" w:cs="Calibri"/>
-        </w:rPr>
-        <w:t>DataError</w:t>
-      </w:r>
-      <w:proofErr w:type="spellEnd"/>
-      <w:r>
-        <w:rPr>
-          <w:rFonts w:ascii="Calibri" w:eastAsia="Times New Roman" w:hAnsi="Calibri" w:cs="Calibri"/>
-        </w:rPr>
-        <w:t>).</w:t>
-      </w:r>
-    </w:p>
-    <w:p>
-      <w:pPr>
-        <w:numPr>
-          <w:ilvl w:val="0"/>
-          <w:numId w:val="16"/>
-        </w:numPr>
-        <w:spacing w:before="100" w:beforeAutospacing="1" w:after="100" w:afterAutospacing="1" w:line="240" w:lineRule="auto"/>
-        <w:rPr>
-          <w:rFonts w:ascii="Calibri" w:eastAsia="Times New Roman" w:hAnsi="Calibri" w:cs="Calibri"/>
-        </w:rPr>
-      </w:pPr>
-      <w:r>
-        <w:rPr>
-          <w:rStyle w:val="CdigoHTML"/>
-          <w:b/>
-          <w:bCs/>
-        </w:rPr>
-        <w:t>dataset_descargas_pdf_piloto_202605.csv</w:t>
-      </w:r>
-      <w:r>
-        <w:rPr>
-          <w:rStyle w:val="Fuerte"/>
-          <w:rFonts w:ascii="Calibri" w:eastAsia="Times New Roman" w:hAnsi="Calibri" w:cs="Calibri"/>
-        </w:rPr>
-        <w:t xml:space="preserve"> (500 registros):</w:t>
-      </w:r>
-      <w:r>
-        <w:rPr>
-          <w:rFonts w:ascii="Calibri" w:eastAsia="Times New Roman" w:hAnsi="Calibri" w:cs="Calibri"/>
-        </w:rPr>
-        <w:t xml:space="preserve"> Métricas de archivos y tiempos por CCT.</w:t>
+        <w:t>Se depuraron cuatro conjuntos de datos piloto (Rendimiento, Anonimizado, Incidencias, Descargas) para entrenar los algoritmos iniciales de distribución de tráfico e inferencia de fallos en llamadas HTTP.</w:t>
       </w:r>
     </w:p>
     <w:p>
@@ -1523,25 +1009,7 @@
           <w:sz w:val="22"/>
           <w:szCs w:val="22"/>
         </w:rPr>
-        <w:t xml:space="preserve">Se validaron los flujos del proceso ETL real y se extendieron las reglas lógicas a </w:t>
-      </w:r>
-      <w:proofErr w:type="spellStart"/>
-      <w:r>
-        <w:rPr>
-          <w:rFonts w:ascii="Calibri" w:hAnsi="Calibri" w:cs="Calibri"/>
-          <w:sz w:val="22"/>
-          <w:szCs w:val="22"/>
-        </w:rPr>
-        <w:t>layouts</w:t>
-      </w:r>
-      <w:proofErr w:type="spellEnd"/>
-      <w:r>
-        <w:rPr>
-          <w:rFonts w:ascii="Calibri" w:hAnsi="Calibri" w:cs="Calibri"/>
-          <w:sz w:val="22"/>
-          <w:szCs w:val="22"/>
-        </w:rPr>
-        <w:t xml:space="preserve"> de texto plano:</w:t>
+        <w:t>Se validaron los flujos del proceso ELT aislando el pre-procesamiento de archivos en texto plano.</w:t>
       </w:r>
     </w:p>
     <w:p>
@@ -1557,104 +1025,9 @@
       </w:pPr>
       <w:r>
         <w:rPr>
-          <w:rStyle w:val="Fuerte"/>
           <w:rFonts w:ascii="Calibri" w:eastAsia="Times New Roman" w:hAnsi="Calibri" w:cs="Calibri"/>
         </w:rPr>
-        <w:t>ETL Relacional:</w:t>
-      </w:r>
-      <w:r>
-        <w:rPr>
-          <w:rFonts w:ascii="Calibri" w:eastAsia="Times New Roman" w:hAnsi="Calibri" w:cs="Calibri"/>
-        </w:rPr>
-        <w:t xml:space="preserve"> Extracción optimizada, normalización d</w:t>
-      </w:r>
-      <w:r>
-        <w:rPr>
-          <w:rFonts w:ascii="Calibri" w:eastAsia="Times New Roman" w:hAnsi="Calibri" w:cs="Calibri"/>
-        </w:rPr>
-        <w:lastRenderedPageBreak/>
-        <w:t xml:space="preserve">e texto y codificación AES-128 del token de consulta IMSS, e inserciones concurrentes en </w:t>
-      </w:r>
-      <w:proofErr w:type="spellStart"/>
-      <w:r>
-        <w:rPr>
-          <w:rStyle w:val="CdigoHTML"/>
-        </w:rPr>
-        <w:t>CurpProcesada</w:t>
-      </w:r>
-      <w:proofErr w:type="spellEnd"/>
-      <w:r>
-        <w:rPr>
-          <w:rFonts w:ascii="Calibri" w:eastAsia="Times New Roman" w:hAnsi="Calibri" w:cs="Calibri"/>
-        </w:rPr>
-        <w:t xml:space="preserve"> and </w:t>
-      </w:r>
-      <w:proofErr w:type="spellStart"/>
-      <w:r>
-        <w:rPr>
-          <w:rStyle w:val="CdigoHTML"/>
-        </w:rPr>
-        <w:t>BitacoraEvento</w:t>
-      </w:r>
-      <w:proofErr w:type="spellEnd"/>
-      <w:r>
-        <w:rPr>
-          <w:rFonts w:ascii="Calibri" w:eastAsia="Times New Roman" w:hAnsi="Calibri" w:cs="Calibri"/>
-        </w:rPr>
-        <w:t xml:space="preserve"> de PostgreSQL.</w:t>
-      </w:r>
-    </w:p>
-    <w:p>
-      <w:pPr>
-        <w:numPr>
-          <w:ilvl w:val="0"/>
-          <w:numId w:val="17"/>
-        </w:numPr>
-        <w:spacing w:before="100" w:beforeAutospacing="1" w:after="100" w:afterAutospacing="1" w:line="240" w:lineRule="auto"/>
-        <w:rPr>
-          <w:rFonts w:ascii="Calibri" w:eastAsia="Times New Roman" w:hAnsi="Calibri" w:cs="Calibri"/>
-        </w:rPr>
-      </w:pPr>
-      <w:r>
-        <w:rPr>
-          <w:rStyle w:val="Fuerte"/>
-          <w:rFonts w:ascii="Calibri" w:eastAsia="Times New Roman" w:hAnsi="Calibri" w:cs="Calibri"/>
-        </w:rPr>
-        <w:t>Depuración automática:</w:t>
-      </w:r>
-      <w:r>
-        <w:rPr>
-          <w:rFonts w:ascii="Calibri" w:eastAsia="Times New Roman" w:hAnsi="Calibri" w:cs="Calibri"/>
-        </w:rPr>
-        <w:t xml:space="preserve"> Se integró un validador regular de formato de </w:t>
-      </w:r>
-      <w:proofErr w:type="spellStart"/>
-      <w:r>
-        <w:rPr>
-          <w:rFonts w:ascii="Calibri" w:eastAsia="Times New Roman" w:hAnsi="Calibri" w:cs="Calibri"/>
-        </w:rPr>
-        <w:t>CURPs</w:t>
-      </w:r>
-      <w:proofErr w:type="spellEnd"/>
-      <w:r>
-        <w:rPr>
-          <w:rFonts w:ascii="Calibri" w:eastAsia="Times New Roman" w:hAnsi="Calibri" w:cs="Calibri"/>
-        </w:rPr>
-        <w:t xml:space="preserve"> y un comparador de pertenencia al catálogo relacional de centros escolares (</w:t>
-      </w:r>
-      <w:proofErr w:type="spellStart"/>
-      <w:r>
-        <w:rPr>
-          <w:rStyle w:val="CdigoHTML"/>
-        </w:rPr>
-        <w:t>catalogo_cct</w:t>
-      </w:r>
-      <w:proofErr w:type="spellEnd"/>
-      <w:r>
-        <w:rPr>
-          <w:rFonts w:ascii="Calibri" w:eastAsia="Times New Roman" w:hAnsi="Calibri" w:cs="Calibri"/>
-        </w:rPr>
-        <w:t xml:space="preserve">). Un total de </w:t>
+        <w:t xml:space="preserve">Un total de </w:t>
       </w:r>
       <w:r>
         <w:rPr>
@@ -1667,28 +1040,19 @@
         <w:rPr>
           <w:rFonts w:ascii="Calibri" w:eastAsia="Times New Roman" w:hAnsi="Calibri" w:cs="Calibri"/>
         </w:rPr>
-        <w:t xml:space="preserve"> detectadas en Puebla fueron desviadas automáticamente al archivo log </w:t>
+        <w:t xml:space="preserve"> detectadas en los layouts del lote Puebla fueron desviadas automáticamente al archivo log </w:t>
       </w:r>
-      <w:proofErr w:type="spellStart"/>
       <w:r>
         <w:rPr>
           <w:rStyle w:val="CdigoHTML"/>
         </w:rPr>
         <w:t>depuracion_errores.json</w:t>
       </w:r>
-      <w:proofErr w:type="spellEnd"/>
       <w:r>
         <w:rPr>
           <w:rFonts w:ascii="Calibri" w:eastAsia="Times New Roman" w:hAnsi="Calibri" w:cs="Calibri"/>
         </w:rPr>
-        <w:t>, evitando llamadas erróneas a la API</w:t>
-      </w:r>
-      <w:r>
-        <w:rPr>
-          <w:rFonts w:ascii="Calibri" w:eastAsia="Times New Roman" w:hAnsi="Calibri" w:cs="Calibri"/>
-        </w:rPr>
-        <w:lastRenderedPageBreak/>
-        <w:t xml:space="preserve"> y previendo la caída del pipeline.</w:t>
+        <w:t>, evitando llamadas erróneas a la API y previendo la caída del pipeline.</w:t>
       </w:r>
     </w:p>
     <w:p>
@@ -1704,1279 +1068,38 @@
       </w:pPr>
       <w:r>
         <w:rPr>
-          <w:rStyle w:val="Fuerte"/>
           <w:rFonts w:ascii="Calibri" w:eastAsia="Times New Roman" w:hAnsi="Calibri" w:cs="Calibri"/>
         </w:rPr>
-        <w:t>Formatos planos:</w:t>
+        <w:t>Las pruebas de carga confirmaron que la codificación AES-128 "al vuelo" del token de consulta operó con tiempos transaccionales óptimos bajo concurrencia.</w:t>
       </w:r>
+    </w:p>
+    <w:p>
+      <w:pPr>
+        <w:rPr>
+          <w:rFonts w:ascii="Calibri" w:eastAsia="Times New Roman" w:hAnsi="Calibri" w:cs="Calibri"/>
+        </w:rPr>
+      </w:pPr>
       <w:r>
         <w:rPr>
           <w:rFonts w:ascii="Calibri" w:eastAsia="Times New Roman" w:hAnsi="Calibri" w:cs="Calibri"/>
         </w:rPr>
-        <w:t xml:space="preserve"> Se probó exitosamente la modularidad del código (</w:t>
+        <w:pict w14:anchorId="181ABFA8">
+          <v:rect id="_x0000_i1028" style="width:0;height:1.5pt" o:hralign="center" o:hrstd="t" o:hr="t" fillcolor="#a0a0a0" stroked="f"/>
+        </w:pict>
       </w:r>
-      <w:r>
+    </w:p>
+    <w:p>
+      <w:pPr>
+        <w:pStyle w:val="Ttulo2"/>
         <w:rPr>
-          <w:rStyle w:val="CdigoHTML"/>
+          <w:rFonts w:ascii="Calibri" w:eastAsia="Times New Roman" w:hAnsi="Calibri" w:cs="Calibri"/>
         </w:rPr>
-        <w:t>etl_flat_files_test.py</w:t>
-      </w:r>
+      </w:pPr>
       <w:r>
         <w:rPr>
           <w:rFonts w:ascii="Calibri" w:eastAsia="Times New Roman" w:hAnsi="Calibri" w:cs="Calibri"/>
         </w:rPr>
-        <w:t xml:space="preserve">) frente a </w:t>
-      </w:r>
-      <w:proofErr w:type="spellStart"/>
-      <w:r>
-        <w:rPr>
-          <w:rFonts w:ascii="Calibri" w:eastAsia="Times New Roman" w:hAnsi="Calibri" w:cs="Calibri"/>
-        </w:rPr>
-        <w:t>layouts</w:t>
-      </w:r>
-      <w:proofErr w:type="spellEnd"/>
-      <w:r>
-        <w:rPr>
-          <w:rFonts w:ascii="Calibri" w:eastAsia="Times New Roman" w:hAnsi="Calibri" w:cs="Calibri"/>
-        </w:rPr>
-        <w:t xml:space="preserve"> simulados en formatos CSV y JSON (500 registros cada uno), asegurando el</w:t>
-      </w:r>
-      <w:r>
-        <w:rPr>
-          <w:rFonts w:ascii="Calibri" w:eastAsia="Times New Roman" w:hAnsi="Calibri" w:cs="Calibri"/>
-        </w:rPr>
-        <w:lastRenderedPageBreak/>
-        <w:t xml:space="preserve"> cumplimiento contractual.</w:t>
-      </w:r>
-    </w:p>
-    <w:p>
-      <w:pPr>
-        <w:pStyle w:val="Ttulo2"/>
-        <w:rPr>
-          <w:rFonts w:ascii="Calibri" w:eastAsia="Times New Roman" w:hAnsi="Calibri" w:cs="Calibri"/>
-        </w:rPr>
-      </w:pPr>
-      <w:r>
-        <w:rPr>
-          <w:rFonts w:ascii="Calibri" w:eastAsia="Times New Roman" w:hAnsi="Calibri" w:cs="Calibri"/>
-        </w:rPr>
-        <w:t>4. Matriz de Control Operativo de Mayo</w:t>
-      </w:r>
-    </w:p>
-    <w:tbl>
-      <w:tblPr>
-        <w:tblW w:w="5000" w:type="pct"/>
-        <w:tblCellMar>
-          <w:top w:w="15" w:type="dxa"/>
-          <w:left w:w="15" w:type="dxa"/>
-          <w:bottom w:w="15" w:type="dxa"/>
-          <w:right w:w="15" w:type="dxa"/>
-        </w:tblCellMar>
-        <w:tblLook w:val="04A0" w:firstRow="1" w:lastRow="0" w:firstColumn="1" w:lastColumn="0" w:noHBand="0" w:noVBand="1"/>
-      </w:tblPr>
-      <w:tblGrid>
-        <w:gridCol w:w="1364"/>
-        <w:gridCol w:w="1827"/>
-        <w:gridCol w:w="3025"/>
-        <w:gridCol w:w="1659"/>
-        <w:gridCol w:w="1469"/>
-      </w:tblGrid>
-      <w:tr>
-        <w:trPr>
-          <w:tblHeader/>
-        </w:trPr>
-        <w:tc>
-          <w:tcPr>
-            <w:tcW w:w="0" w:type="auto"/>
-            <w:tcBorders>
-              <w:top w:val="single" w:sz="6" w:space="0" w:color="666666"/>
-              <w:left w:val="single" w:sz="6" w:space="0" w:color="666666"/>
-              <w:bottom w:val="single" w:sz="6" w:space="0" w:color="666666"/>
-              <w:right w:val="single" w:sz="6" w:space="0" w:color="666666"/>
-            </w:tcBorders>
-            <w:tcMar>
-              <w:top w:w="90" w:type="dxa"/>
-              <w:left w:w="90" w:type="dxa"/>
-              <w:bottom w:w="90" w:type="dxa"/>
-              <w:right w:w="90" w:type="dxa"/>
-            </w:tcMar>
-            <w:hideMark/>
-          </w:tcPr>
-          <w:p>
-            <w:pPr>
-              <w:spacing w:before="180" w:after="180"/>
-              <w:rPr>
-                <w:rFonts w:ascii="Calibri" w:eastAsia="Times New Roman" w:hAnsi="Calibri" w:cs="Calibri"/>
-                <w:b/>
-                <w:bCs/>
-              </w:rPr>
-            </w:pPr>
-            <w:r>
-              <w:rPr>
-                <w:rFonts w:ascii="Calibri" w:eastAsia="Times New Roman" w:hAnsi="Calibri" w:cs="Calibri"/>
-                <w:b/>
-                <w:bCs/>
-              </w:rPr>
-              <w:t>Línea de Trabajo</w:t>
-            </w:r>
-          </w:p>
-        </w:tc>
-        <w:tc>
-          <w:tcPr>
-            <w:tcW w:w="0" w:type="auto"/>
-            <w:tcBorders>
-              <w:top w:val="single" w:sz="6" w:space="0" w:color="666666"/>
-              <w:left w:val="single" w:sz="6" w:space="0" w:color="666666"/>
-              <w:bottom w:val="single" w:sz="6" w:space="0" w:color="666666"/>
-              <w:right w:val="single" w:sz="6" w:space="0" w:color="666666"/>
-            </w:tcBorders>
-            <w:tcMar>
-              <w:top w:w="90" w:type="dxa"/>
-              <w:left w:w="90" w:type="dxa"/>
-              <w:bottom w:w="90" w:type="dxa"/>
-              <w:right w:w="90" w:type="dxa"/>
-            </w:tcMar>
-            <w:hideMark/>
-          </w:tcPr>
-          <w:p>
-            <w:pPr>
-              <w:spacing w:before="180" w:after="180"/>
-              <w:rPr>
-                <w:rFonts w:ascii="Calibri" w:eastAsia="Times New Roman" w:hAnsi="Calibri" w:cs="Calibri"/>
-                <w:b/>
-                <w:bCs/>
-              </w:rPr>
-            </w:pPr>
-            <w:r>
-              <w:rPr>
-                <w:rFonts w:ascii="Calibri" w:eastAsia="Times New Roman" w:hAnsi="Calibri" w:cs="Calibri"/>
-                <w:b/>
-                <w:bCs/>
-              </w:rPr>
-              <w:t>Actividad Ejecutada</w:t>
-            </w:r>
-          </w:p>
-        </w:tc>
-        <w:tc>
-          <w:tcPr>
-            <w:tcW w:w="0" w:type="auto"/>
-            <w:tcBorders>
-              <w:top w:val="single" w:sz="6" w:space="0" w:color="666666"/>
-              <w:left w:val="single" w:sz="6" w:space="0" w:color="666666"/>
-              <w:bottom w:val="single" w:sz="6" w:space="0" w:color="666666"/>
-              <w:right w:val="single" w:sz="6" w:space="0" w:color="666666"/>
-            </w:tcBorders>
-            <w:tcMar>
-              <w:top w:w="90" w:type="dxa"/>
-              <w:left w:w="90" w:type="dxa"/>
-              <w:bottom w:w="90" w:type="dxa"/>
-              <w:right w:w="90" w:type="dxa"/>
-            </w:tcMar>
-            <w:hideMark/>
-          </w:tcPr>
-          <w:p>
-            <w:pPr>
-              <w:spacing w:before="180" w:after="180"/>
-              <w:rPr>
-                <w:rFonts w:ascii="Calibri" w:eastAsia="Times New Roman" w:hAnsi="Calibri" w:cs="Calibri"/>
-                <w:b/>
-                <w:bCs/>
-              </w:rPr>
-            </w:pPr>
-            <w:r>
-              <w:rPr>
-                <w:rFonts w:ascii="Calibri" w:eastAsia="Times New Roman" w:hAnsi="Calibri" w:cs="Calibri"/>
-                <w:b/>
-                <w:bCs/>
-              </w:rPr>
-              <w:t>Evidencia Levantada (DEV)</w:t>
-            </w:r>
-          </w:p>
-        </w:tc>
-        <w:tc>
-          <w:tcPr>
-            <w:tcW w:w="0" w:type="auto"/>
-            <w:tcBorders>
-              <w:top w:val="single" w:sz="6" w:space="0" w:color="666666"/>
-              <w:left w:val="single" w:sz="6" w:space="0" w:color="666666"/>
-              <w:bottom w:val="single" w:sz="6" w:space="0" w:color="666666"/>
-              <w:right w:val="single" w:sz="6" w:space="0" w:color="666666"/>
-            </w:tcBorders>
-            <w:tcMar>
-              <w:top w:w="90" w:type="dxa"/>
-              <w:left w:w="90" w:type="dxa"/>
-              <w:bottom w:w="90" w:type="dxa"/>
-              <w:right w:w="90" w:type="dxa"/>
-            </w:tcMar>
-            <w:hideMark/>
-          </w:tcPr>
-          <w:p>
-            <w:pPr>
-              <w:spacing w:before="180" w:after="180"/>
-              <w:rPr>
-                <w:rFonts w:ascii="Calibri" w:eastAsia="Times New Roman" w:hAnsi="Calibri" w:cs="Calibri"/>
-                <w:b/>
-                <w:bCs/>
-              </w:rPr>
-            </w:pPr>
-            <w:r>
-              <w:rPr>
-                <w:rFonts w:ascii="Calibri" w:eastAsia="Times New Roman" w:hAnsi="Calibri" w:cs="Calibri"/>
-                <w:b/>
-                <w:bCs/>
-              </w:rPr>
-              <w:t>Resultado Observado</w:t>
-            </w:r>
-          </w:p>
-        </w:tc>
-        <w:tc>
-          <w:tcPr>
-            <w:tcW w:w="0" w:type="auto"/>
-            <w:tcBorders>
-              <w:top w:val="single" w:sz="6" w:space="0" w:color="666666"/>
-              <w:left w:val="single" w:sz="6" w:space="0" w:color="666666"/>
-              <w:bottom w:val="single" w:sz="6" w:space="0" w:color="666666"/>
-              <w:right w:val="single" w:sz="6" w:space="0" w:color="666666"/>
-            </w:tcBorders>
-            <w:tcMar>
-              <w:top w:w="90" w:type="dxa"/>
-              <w:left w:w="90" w:type="dxa"/>
-              <w:bottom w:w="90" w:type="dxa"/>
-              <w:right w:w="90" w:type="dxa"/>
-            </w:tcMar>
-            <w:hideMark/>
-          </w:tcPr>
-          <w:p>
-            <w:pPr>
-              <w:spacing w:before="180" w:after="180"/>
-              <w:rPr>
-                <w:rFonts w:ascii="Calibri" w:eastAsia="Times New Roman" w:hAnsi="Calibri" w:cs="Calibri"/>
-                <w:b/>
-                <w:bCs/>
-              </w:rPr>
-            </w:pPr>
-            <w:r>
-              <w:rPr>
-                <w:rFonts w:ascii="Calibri" w:eastAsia="Times New Roman" w:hAnsi="Calibri" w:cs="Calibri"/>
-                <w:b/>
-                <w:bCs/>
-              </w:rPr>
-              <w:t>Acción Siguiente</w:t>
-            </w:r>
-          </w:p>
-        </w:tc>
-      </w:tr>
-      <w:tr>
-        <w:tc>
-          <w:tcPr>
-            <w:tcW w:w="0" w:type="auto"/>
-            <w:tcBorders>
-              <w:top w:val="single" w:sz="6" w:space="0" w:color="666666"/>
-              <w:left w:val="single" w:sz="6" w:space="0" w:color="666666"/>
-              <w:bottom w:val="single" w:sz="6" w:space="0" w:color="666666"/>
-              <w:right w:val="single" w:sz="6" w:space="0" w:color="666666"/>
-            </w:tcBorders>
-            <w:tcMar>
-              <w:top w:w="90" w:type="dxa"/>
-              <w:left w:w="90" w:type="dxa"/>
-              <w:bottom w:w="90" w:type="dxa"/>
-              <w:right w:w="90" w:type="dxa"/>
-            </w:tcMar>
-            <w:hideMark/>
-          </w:tcPr>
-          <w:p>
-            <w:pPr>
-              <w:spacing w:before="180" w:after="180"/>
-              <w:rPr>
-                <w:rFonts w:ascii="Calibri" w:eastAsia="Times New Roman" w:hAnsi="Calibri" w:cs="Calibri"/>
-              </w:rPr>
-            </w:pPr>
-            <w:r>
-              <w:rPr>
-                <w:rStyle w:val="Fuerte"/>
-                <w:rFonts w:ascii="Calibri" w:eastAsia="Times New Roman" w:hAnsi="Calibri" w:cs="Calibri"/>
-              </w:rPr>
-              <w:t>Vida Saludable</w:t>
-            </w:r>
-          </w:p>
-        </w:tc>
-        <w:tc>
-          <w:tcPr>
-            <w:tcW w:w="0" w:type="auto"/>
-            <w:tcBorders>
-              <w:top w:val="single" w:sz="6" w:space="0" w:color="666666"/>
-              <w:left w:val="single" w:sz="6" w:space="0" w:color="666666"/>
-              <w:bottom w:val="single" w:sz="6" w:space="0" w:color="666666"/>
-              <w:right w:val="single" w:sz="6" w:space="0" w:color="666666"/>
-            </w:tcBorders>
-            <w:tcMar>
-              <w:top w:w="90" w:type="dxa"/>
-              <w:left w:w="90" w:type="dxa"/>
-              <w:bottom w:w="90" w:type="dxa"/>
-              <w:right w:w="90" w:type="dxa"/>
-            </w:tcMar>
-            <w:hideMark/>
-          </w:tcPr>
-          <w:p>
-            <w:pPr>
-              <w:spacing w:before="180" w:after="180"/>
-              <w:rPr>
-                <w:rFonts w:ascii="Calibri" w:eastAsia="Times New Roman" w:hAnsi="Calibri" w:cs="Calibri"/>
-              </w:rPr>
-            </w:pPr>
-            <w:r>
-              <w:rPr>
-                <w:rFonts w:ascii="Calibri" w:eastAsia="Times New Roman" w:hAnsi="Calibri" w:cs="Calibri"/>
-              </w:rPr>
-              <w:t>Corridas de orquestador y automatización por lotes Veracruz y Puebla.</w:t>
-            </w:r>
-          </w:p>
-        </w:tc>
-        <w:tc>
-          <w:tcPr>
-            <w:tcW w:w="0" w:type="auto"/>
-            <w:tcBorders>
-              <w:top w:val="single" w:sz="6" w:space="0" w:color="666666"/>
-              <w:left w:val="single" w:sz="6" w:space="0" w:color="666666"/>
-              <w:bottom w:val="single" w:sz="6" w:space="0" w:color="666666"/>
-              <w:right w:val="single" w:sz="6" w:space="0" w:color="666666"/>
-            </w:tcBorders>
-            <w:tcMar>
-              <w:top w:w="90" w:type="dxa"/>
-              <w:left w:w="90" w:type="dxa"/>
-              <w:bottom w:w="90" w:type="dxa"/>
-              <w:right w:w="90" w:type="dxa"/>
-            </w:tcMar>
-            <w:hideMark/>
-          </w:tcPr>
-          <w:p>
-            <w:pPr>
-              <w:spacing w:before="180" w:after="180"/>
-              <w:rPr>
-                <w:rFonts w:ascii="Calibri" w:eastAsia="Times New Roman" w:hAnsi="Calibri" w:cs="Calibri"/>
-              </w:rPr>
-            </w:pPr>
-            <w:r>
-              <w:rPr>
-                <w:rFonts w:ascii="Calibri" w:eastAsia="Times New Roman" w:hAnsi="Calibri" w:cs="Calibri"/>
-              </w:rPr>
-              <w:t xml:space="preserve">Lotes registrados en BD relacional y </w:t>
-            </w:r>
-            <w:proofErr w:type="spellStart"/>
-            <w:r>
-              <w:rPr>
-                <w:rFonts w:ascii="Calibri" w:eastAsia="Times New Roman" w:hAnsi="Calibri" w:cs="Calibri"/>
-              </w:rPr>
-              <w:t>PDFs</w:t>
-            </w:r>
-            <w:proofErr w:type="spellEnd"/>
-            <w:r>
-              <w:rPr>
-                <w:rFonts w:ascii="Calibri" w:eastAsia="Times New Roman" w:hAnsi="Calibri" w:cs="Calibri"/>
-              </w:rPr>
-              <w:t xml:space="preserve"> en rutas de salida físicas.</w:t>
-            </w:r>
-          </w:p>
-        </w:tc>
-        <w:tc>
-          <w:tcPr>
-            <w:tcW w:w="0" w:type="auto"/>
-            <w:tcBorders>
-              <w:top w:val="single" w:sz="6" w:space="0" w:color="666666"/>
-              <w:left w:val="single" w:sz="6" w:space="0" w:color="666666"/>
-              <w:bottom w:val="single" w:sz="6" w:space="0" w:color="666666"/>
-              <w:right w:val="single" w:sz="6" w:space="0" w:color="666666"/>
-            </w:tcBorders>
-            <w:tcMar>
-              <w:top w:w="90" w:type="dxa"/>
-              <w:left w:w="90" w:type="dxa"/>
-              <w:bottom w:w="90" w:type="dxa"/>
-              <w:right w:w="90" w:type="dxa"/>
-            </w:tcMar>
-            <w:hideMark/>
-          </w:tcPr>
-          <w:p>
-            <w:pPr>
-              <w:spacing w:before="180" w:after="180"/>
-              <w:rPr>
-                <w:rFonts w:ascii="Calibri" w:eastAsia="Times New Roman" w:hAnsi="Calibri" w:cs="Calibri"/>
-              </w:rPr>
-            </w:pPr>
-            <w:r>
-              <w:rPr>
-                <w:rFonts w:ascii="Calibri" w:eastAsia="Times New Roman" w:hAnsi="Calibri" w:cs="Calibri"/>
-              </w:rPr>
-              <w:t xml:space="preserve">13,920 </w:t>
-            </w:r>
-            <w:proofErr w:type="spellStart"/>
-            <w:r>
-              <w:rPr>
-                <w:rFonts w:ascii="Calibri" w:eastAsia="Times New Roman" w:hAnsi="Calibri" w:cs="Calibri"/>
-              </w:rPr>
-              <w:t>PDFs</w:t>
-            </w:r>
-            <w:proofErr w:type="spellEnd"/>
-            <w:r>
-              <w:rPr>
-                <w:rFonts w:ascii="Calibri" w:eastAsia="Times New Roman" w:hAnsi="Calibri" w:cs="Calibri"/>
-              </w:rPr>
-              <w:t xml:space="preserve"> estructurados y alta tasa de éxito de descarga.</w:t>
-            </w:r>
-          </w:p>
-        </w:tc>
-        <w:tc>
-          <w:tcPr>
-            <w:tcW w:w="0" w:type="auto"/>
-            <w:tcBorders>
-              <w:top w:val="single" w:sz="6" w:space="0" w:color="666666"/>
-              <w:left w:val="single" w:sz="6" w:space="0" w:color="666666"/>
-              <w:bottom w:val="single" w:sz="6" w:space="0" w:color="666666"/>
-              <w:right w:val="single" w:sz="6" w:space="0" w:color="666666"/>
-            </w:tcBorders>
-            <w:tcMar>
-              <w:top w:w="90" w:type="dxa"/>
-              <w:left w:w="90" w:type="dxa"/>
-              <w:bottom w:w="90" w:type="dxa"/>
-              <w:right w:w="90" w:type="dxa"/>
-            </w:tcMar>
-            <w:hideMark/>
-          </w:tcPr>
-          <w:p>
-            <w:pPr>
-              <w:spacing w:before="180" w:after="180"/>
-              <w:rPr>
-                <w:rFonts w:ascii="Calibri" w:eastAsia="Times New Roman" w:hAnsi="Calibri" w:cs="Calibri"/>
-              </w:rPr>
-            </w:pPr>
-            <w:r>
-              <w:rPr>
-                <w:rFonts w:ascii="Calibri" w:eastAsia="Times New Roman" w:hAnsi="Calibri" w:cs="Calibri"/>
-              </w:rPr>
-              <w:t>Extender generación automática de cartas fusionadas.</w:t>
-            </w:r>
-          </w:p>
-        </w:tc>
-      </w:tr>
-      <w:tr>
-        <w:tc>
-          <w:tcPr>
-            <w:tcW w:w="0" w:type="auto"/>
-            <w:tcBorders>
-              <w:top w:val="single" w:sz="6" w:space="0" w:color="666666"/>
-              <w:left w:val="single" w:sz="6" w:space="0" w:color="666666"/>
-              <w:bottom w:val="single" w:sz="6" w:space="0" w:color="666666"/>
-              <w:right w:val="single" w:sz="6" w:space="0" w:color="666666"/>
-            </w:tcBorders>
-            <w:tcMar>
-              <w:top w:w="90" w:type="dxa"/>
-              <w:left w:w="90" w:type="dxa"/>
-              <w:bottom w:w="90" w:type="dxa"/>
-              <w:right w:w="90" w:type="dxa"/>
-            </w:tcMar>
-            <w:hideMark/>
-          </w:tcPr>
-          <w:p>
-            <w:pPr>
-              <w:spacing w:before="180" w:after="180"/>
-              <w:rPr>
-                <w:rFonts w:ascii="Calibri" w:eastAsia="Times New Roman" w:hAnsi="Calibri" w:cs="Calibri"/>
-              </w:rPr>
-            </w:pPr>
-            <w:r>
-              <w:rPr>
-                <w:rStyle w:val="Fuerte"/>
-                <w:rFonts w:ascii="Calibri" w:eastAsia="Times New Roman" w:hAnsi="Calibri" w:cs="Calibri"/>
-              </w:rPr>
-              <w:t>Rendimiento BD</w:t>
-            </w:r>
-          </w:p>
-        </w:tc>
-        <w:tc>
-          <w:tcPr>
-            <w:tcW w:w="0" w:type="auto"/>
-            <w:tcBorders>
-              <w:top w:val="single" w:sz="6" w:space="0" w:color="666666"/>
-              <w:left w:val="single" w:sz="6" w:space="0" w:color="666666"/>
-              <w:bottom w:val="single" w:sz="6" w:space="0" w:color="666666"/>
-              <w:right w:val="single" w:sz="6" w:space="0" w:color="666666"/>
-            </w:tcBorders>
-            <w:tcMar>
-              <w:top w:w="90" w:type="dxa"/>
-              <w:left w:w="90" w:type="dxa"/>
-              <w:bottom w:w="90" w:type="dxa"/>
-              <w:right w:w="90" w:type="dxa"/>
-            </w:tcMar>
-            <w:hideMark/>
-          </w:tcPr>
-          <w:p>
-            <w:pPr>
-              <w:spacing w:before="180" w:after="180"/>
-              <w:rPr>
-                <w:rFonts w:ascii="Calibri" w:eastAsia="Times New Roman" w:hAnsi="Calibri" w:cs="Calibri"/>
-              </w:rPr>
-            </w:pPr>
-            <w:r>
-              <w:rPr>
-                <w:rFonts w:ascii="Calibri" w:eastAsia="Times New Roman" w:hAnsi="Calibri" w:cs="Calibri"/>
-              </w:rPr>
-              <w:t>Aplicación de índices compuestos e inspección de planes de ejecución.</w:t>
-            </w:r>
-          </w:p>
-        </w:tc>
-        <w:tc>
-          <w:tcPr>
-            <w:tcW w:w="0" w:type="auto"/>
-            <w:tcBorders>
-              <w:top w:val="single" w:sz="6" w:space="0" w:color="666666"/>
-              <w:left w:val="single" w:sz="6" w:space="0" w:color="666666"/>
-              <w:bottom w:val="single" w:sz="6" w:space="0" w:color="666666"/>
-              <w:right w:val="single" w:sz="6" w:space="0" w:color="666666"/>
-            </w:tcBorders>
-            <w:tcMar>
-              <w:top w:w="90" w:type="dxa"/>
-              <w:left w:w="90" w:type="dxa"/>
-              <w:bottom w:w="90" w:type="dxa"/>
-              <w:right w:w="90" w:type="dxa"/>
-            </w:tcMar>
-            <w:hideMark/>
-          </w:tcPr>
-          <w:p>
-            <w:pPr>
-              <w:spacing w:before="180" w:after="180"/>
-              <w:rPr>
-                <w:rFonts w:ascii="Calibri" w:eastAsia="Times New Roman" w:hAnsi="Calibri" w:cs="Calibri"/>
-              </w:rPr>
-            </w:pPr>
-            <w:r>
-              <w:rPr>
-                <w:rFonts w:ascii="Calibri" w:eastAsia="Times New Roman" w:hAnsi="Calibri" w:cs="Calibri"/>
-              </w:rPr>
-              <w:t xml:space="preserve">Registros </w:t>
-            </w:r>
-            <w:r>
-              <w:rPr>
-                <w:rStyle w:val="CdigoHTML"/>
-              </w:rPr>
-              <w:t>EXPLAIN ANALYZE</w:t>
-            </w:r>
-            <w:r>
-              <w:rPr>
-                <w:rFonts w:ascii="Calibri" w:eastAsia="Times New Roman" w:hAnsi="Calibri" w:cs="Calibri"/>
-              </w:rPr>
-              <w:t xml:space="preserve"> e índices compuestos creados.</w:t>
-            </w:r>
-          </w:p>
-        </w:tc>
-        <w:tc>
-          <w:tcPr>
-            <w:tcW w:w="0" w:type="auto"/>
-            <w:tcBorders>
-              <w:top w:val="single" w:sz="6" w:space="0" w:color="666666"/>
-              <w:left w:val="single" w:sz="6" w:space="0" w:color="666666"/>
-              <w:bottom w:val="single" w:sz="6" w:space="0" w:color="666666"/>
-              <w:right w:val="single" w:sz="6" w:space="0" w:color="666666"/>
-            </w:tcBorders>
-            <w:tcMar>
-              <w:top w:w="90" w:type="dxa"/>
-              <w:left w:w="90" w:type="dxa"/>
-              <w:bottom w:w="90" w:type="dxa"/>
-              <w:right w:w="90" w:type="dxa"/>
-            </w:tcMar>
-            <w:hideMark/>
-          </w:tcPr>
-          <w:p>
-            <w:pPr>
-              <w:spacing w:before="180" w:after="180"/>
-              <w:rPr>
-                <w:rFonts w:ascii="Calibri" w:eastAsia="Times New Roman" w:hAnsi="Calibri" w:cs="Calibri"/>
-              </w:rPr>
-            </w:pPr>
-            <w:r>
-              <w:rPr>
-                <w:rFonts w:ascii="Calibri" w:eastAsia="Times New Roman" w:hAnsi="Calibri" w:cs="Calibri"/>
-              </w:rPr>
-              <w:t>Consulta de extracción reducida de 3.2s a 0.18s.</w:t>
-            </w:r>
-          </w:p>
-        </w:tc>
-        <w:tc>
-          <w:tcPr>
-            <w:tcW w:w="0" w:type="auto"/>
-            <w:tcBorders>
-              <w:top w:val="single" w:sz="6" w:space="0" w:color="666666"/>
-              <w:left w:val="single" w:sz="6" w:space="0" w:color="666666"/>
-              <w:bottom w:val="single" w:sz="6" w:space="0" w:color="666666"/>
-              <w:right w:val="single" w:sz="6" w:space="0" w:color="666666"/>
-            </w:tcBorders>
-            <w:tcMar>
-              <w:top w:w="90" w:type="dxa"/>
-              <w:left w:w="90" w:type="dxa"/>
-              <w:bottom w:w="90" w:type="dxa"/>
-              <w:right w:w="90" w:type="dxa"/>
-            </w:tcMar>
-            <w:hideMark/>
-          </w:tcPr>
-          <w:p>
-            <w:pPr>
-              <w:spacing w:before="180" w:after="180"/>
-              <w:rPr>
-                <w:rFonts w:ascii="Calibri" w:eastAsia="Times New Roman" w:hAnsi="Calibri" w:cs="Calibri"/>
-              </w:rPr>
-            </w:pPr>
-            <w:r>
-              <w:rPr>
-                <w:rFonts w:ascii="Calibri" w:eastAsia="Times New Roman" w:hAnsi="Calibri" w:cs="Calibri"/>
-              </w:rPr>
-              <w:t>Evaluar planes de retención y compactación sobre bitácoras de eventos.</w:t>
-            </w:r>
-          </w:p>
-        </w:tc>
-      </w:tr>
-      <w:tr>
-        <w:tc>
-          <w:tcPr>
-            <w:tcW w:w="0" w:type="auto"/>
-            <w:tcBorders>
-              <w:top w:val="single" w:sz="6" w:space="0" w:color="666666"/>
-              <w:left w:val="single" w:sz="6" w:space="0" w:color="666666"/>
-              <w:bottom w:val="single" w:sz="6" w:space="0" w:color="666666"/>
-              <w:right w:val="single" w:sz="6" w:space="0" w:color="666666"/>
-            </w:tcBorders>
-            <w:tcMar>
-              <w:top w:w="90" w:type="dxa"/>
-              <w:left w:w="90" w:type="dxa"/>
-              <w:bottom w:w="90" w:type="dxa"/>
-              <w:right w:w="90" w:type="dxa"/>
-            </w:tcMar>
-            <w:hideMark/>
-          </w:tcPr>
-          <w:p>
-            <w:pPr>
-              <w:spacing w:before="180" w:after="180"/>
-              <w:rPr>
-                <w:rFonts w:ascii="Calibri" w:eastAsia="Times New Roman" w:hAnsi="Calibri" w:cs="Calibri"/>
-              </w:rPr>
-            </w:pPr>
-            <w:r>
-              <w:rPr>
-                <w:rStyle w:val="Fuerte"/>
-                <w:rFonts w:ascii="Calibri" w:eastAsia="Times New Roman" w:hAnsi="Calibri" w:cs="Calibri"/>
-              </w:rPr>
-              <w:t>Monitoreo</w:t>
-            </w:r>
-          </w:p>
-        </w:tc>
-        <w:tc>
-          <w:tcPr>
-            <w:tcW w:w="0" w:type="auto"/>
-            <w:tcBorders>
-              <w:top w:val="single" w:sz="6" w:space="0" w:color="666666"/>
-              <w:left w:val="single" w:sz="6" w:space="0" w:color="666666"/>
-              <w:bottom w:val="single" w:sz="6" w:space="0" w:color="666666"/>
-              <w:right w:val="single" w:sz="6" w:space="0" w:color="666666"/>
-            </w:tcBorders>
-            <w:tcMar>
-              <w:top w:w="90" w:type="dxa"/>
-              <w:left w:w="90" w:type="dxa"/>
-              <w:bottom w:w="90" w:type="dxa"/>
-              <w:right w:w="90" w:type="dxa"/>
-            </w:tcMar>
-            <w:hideMark/>
-          </w:tcPr>
-          <w:p>
-            <w:pPr>
-              <w:spacing w:before="180" w:after="180"/>
-              <w:rPr>
-                <w:rFonts w:ascii="Calibri" w:eastAsia="Times New Roman" w:hAnsi="Calibri" w:cs="Calibri"/>
-              </w:rPr>
-            </w:pPr>
-            <w:r>
-              <w:rPr>
-                <w:rFonts w:ascii="Calibri" w:eastAsia="Times New Roman" w:hAnsi="Calibri" w:cs="Calibri"/>
-              </w:rPr>
-              <w:t>Análisis de trazas y calibración de disparadores de alerta técnica.</w:t>
-            </w:r>
-          </w:p>
-        </w:tc>
-        <w:tc>
-          <w:tcPr>
-            <w:tcW w:w="0" w:type="auto"/>
-            <w:tcBorders>
-              <w:top w:val="single" w:sz="6" w:space="0" w:color="666666"/>
-              <w:left w:val="single" w:sz="6" w:space="0" w:color="666666"/>
-              <w:bottom w:val="single" w:sz="6" w:space="0" w:color="666666"/>
-              <w:right w:val="single" w:sz="6" w:space="0" w:color="666666"/>
-            </w:tcBorders>
-            <w:tcMar>
-              <w:top w:w="90" w:type="dxa"/>
-              <w:left w:w="90" w:type="dxa"/>
-              <w:bottom w:w="90" w:type="dxa"/>
-              <w:right w:w="90" w:type="dxa"/>
-            </w:tcMar>
-            <w:hideMark/>
-          </w:tcPr>
-          <w:p>
-            <w:pPr>
-              <w:spacing w:before="180" w:after="180"/>
-              <w:rPr>
-                <w:rFonts w:ascii="Calibri" w:eastAsia="Times New Roman" w:hAnsi="Calibri" w:cs="Calibri"/>
-              </w:rPr>
-            </w:pPr>
-            <w:r>
-              <w:rPr>
-                <w:rFonts w:ascii="Calibri" w:eastAsia="Times New Roman" w:hAnsi="Calibri" w:cs="Calibri"/>
-              </w:rPr>
-              <w:t xml:space="preserve">Bitácoras en </w:t>
-            </w:r>
-            <w:r>
-              <w:rPr>
-                <w:rStyle w:val="CdigoHTML"/>
-              </w:rPr>
-              <w:t>logs/app_errors.log</w:t>
-            </w:r>
-            <w:r>
-              <w:rPr>
-                <w:rFonts w:ascii="Calibri" w:eastAsia="Times New Roman" w:hAnsi="Calibri" w:cs="Calibri"/>
-              </w:rPr>
-              <w:t xml:space="preserve"> y reportes agregados en BD.</w:t>
-            </w:r>
-          </w:p>
-        </w:tc>
-        <w:tc>
-          <w:tcPr>
-            <w:tcW w:w="0" w:type="auto"/>
-            <w:tcBorders>
-              <w:top w:val="single" w:sz="6" w:space="0" w:color="666666"/>
-              <w:left w:val="single" w:sz="6" w:space="0" w:color="666666"/>
-              <w:bottom w:val="single" w:sz="6" w:space="0" w:color="666666"/>
-              <w:right w:val="single" w:sz="6" w:space="0" w:color="666666"/>
-            </w:tcBorders>
-            <w:tcMar>
-              <w:top w:w="90" w:type="dxa"/>
-              <w:left w:w="90" w:type="dxa"/>
-              <w:bottom w:w="90" w:type="dxa"/>
-              <w:right w:w="90" w:type="dxa"/>
-            </w:tcMar>
-            <w:hideMark/>
-          </w:tcPr>
-          <w:p>
-            <w:pPr>
-              <w:spacing w:before="180" w:after="180"/>
-              <w:rPr>
-                <w:rFonts w:ascii="Calibri" w:eastAsia="Times New Roman" w:hAnsi="Calibri" w:cs="Calibri"/>
-              </w:rPr>
-            </w:pPr>
-            <w:r>
-              <w:rPr>
-                <w:rFonts w:ascii="Calibri" w:eastAsia="Times New Roman" w:hAnsi="Calibri" w:cs="Calibri"/>
-              </w:rPr>
-              <w:t>Ajuste de nivel prevent</w:t>
-            </w:r>
-            <w:r>
-              <w:rPr>
-                <w:rFonts w:ascii="Calibri" w:eastAsia="Times New Roman" w:hAnsi="Calibri" w:cs="Calibri"/>
-              </w:rPr>
-              <w:lastRenderedPageBreak/>
-              <w:t xml:space="preserve">ivo al 3% y alertas por lote </w:t>
-            </w:r>
-            <w:proofErr w:type="spellStart"/>
-            <w:r>
-              <w:rPr>
-                <w:rFonts w:ascii="Calibri" w:eastAsia="Times New Roman" w:hAnsi="Calibri" w:cs="Calibri"/>
-              </w:rPr>
-              <w:t>stuck</w:t>
-            </w:r>
-            <w:proofErr w:type="spellEnd"/>
-            <w:r>
-              <w:rPr>
-                <w:rFonts w:ascii="Calibri" w:eastAsia="Times New Roman" w:hAnsi="Calibri" w:cs="Calibri"/>
-              </w:rPr>
-              <w:t xml:space="preserve"> a 45 minutos.</w:t>
-            </w:r>
-          </w:p>
-        </w:tc>
-        <w:tc>
-          <w:tcPr>
-            <w:tcW w:w="0" w:type="auto"/>
-            <w:tcBorders>
-              <w:top w:val="single" w:sz="6" w:space="0" w:color="666666"/>
-              <w:left w:val="single" w:sz="6" w:space="0" w:color="666666"/>
-              <w:bottom w:val="single" w:sz="6" w:space="0" w:color="666666"/>
-              <w:right w:val="single" w:sz="6" w:space="0" w:color="666666"/>
-            </w:tcBorders>
-            <w:tcMar>
-              <w:top w:w="90" w:type="dxa"/>
-              <w:left w:w="90" w:type="dxa"/>
-              <w:bottom w:w="90" w:type="dxa"/>
-              <w:right w:w="90" w:type="dxa"/>
-            </w:tcMar>
-            <w:hideMark/>
-          </w:tcPr>
-          <w:p>
-            <w:pPr>
-              <w:spacing w:before="180" w:after="180"/>
-              <w:rPr>
-                <w:rFonts w:ascii="Calibri" w:eastAsia="Times New Roman" w:hAnsi="Calibri" w:cs="Calibri"/>
-              </w:rPr>
-            </w:pPr>
-            <w:r>
-              <w:rPr>
-                <w:rFonts w:ascii="Calibri" w:eastAsia="Times New Roman" w:hAnsi="Calibri" w:cs="Calibri"/>
-              </w:rPr>
-              <w:t>Conectar alertas con notificaciones por canal alterno.</w:t>
-            </w:r>
-          </w:p>
-        </w:tc>
-      </w:tr>
-      <w:tr>
-        <w:tc>
-          <w:tcPr>
-            <w:tcW w:w="0" w:type="auto"/>
-            <w:tcBorders>
-              <w:top w:val="single" w:sz="6" w:space="0" w:color="666666"/>
-              <w:left w:val="single" w:sz="6" w:space="0" w:color="666666"/>
-              <w:bottom w:val="single" w:sz="6" w:space="0" w:color="666666"/>
-              <w:right w:val="single" w:sz="6" w:space="0" w:color="666666"/>
-            </w:tcBorders>
-            <w:tcMar>
-              <w:top w:w="90" w:type="dxa"/>
-              <w:left w:w="90" w:type="dxa"/>
-              <w:bottom w:w="90" w:type="dxa"/>
-              <w:right w:w="90" w:type="dxa"/>
-            </w:tcMar>
-            <w:hideMark/>
-          </w:tcPr>
-          <w:p>
-            <w:pPr>
-              <w:spacing w:before="180" w:after="180"/>
-              <w:rPr>
-                <w:rFonts w:ascii="Calibri" w:eastAsia="Times New Roman" w:hAnsi="Calibri" w:cs="Calibri"/>
-              </w:rPr>
-            </w:pPr>
-            <w:r>
-              <w:rPr>
-                <w:rStyle w:val="Fuerte"/>
-                <w:rFonts w:ascii="Calibri" w:eastAsia="Times New Roman" w:hAnsi="Calibri" w:cs="Calibri"/>
-              </w:rPr>
-              <w:t>Datos para IA</w:t>
-            </w:r>
-          </w:p>
-        </w:tc>
-        <w:tc>
-          <w:tcPr>
-            <w:tcW w:w="0" w:type="auto"/>
-            <w:tcBorders>
-              <w:top w:val="single" w:sz="6" w:space="0" w:color="666666"/>
-              <w:left w:val="single" w:sz="6" w:space="0" w:color="666666"/>
-              <w:bottom w:val="single" w:sz="6" w:space="0" w:color="666666"/>
-              <w:right w:val="single" w:sz="6" w:space="0" w:color="666666"/>
-            </w:tcBorders>
-            <w:tcMar>
-              <w:top w:w="90" w:type="dxa"/>
-              <w:left w:w="90" w:type="dxa"/>
-              <w:bottom w:w="90" w:type="dxa"/>
-              <w:right w:w="90" w:type="dxa"/>
-            </w:tcMar>
-            <w:hideMark/>
-          </w:tcPr>
-          <w:p>
-            <w:pPr>
-              <w:spacing w:before="180" w:after="180"/>
-              <w:rPr>
-                <w:rFonts w:ascii="Calibri" w:eastAsia="Times New Roman" w:hAnsi="Calibri" w:cs="Calibri"/>
-              </w:rPr>
-            </w:pPr>
-            <w:r>
-              <w:rPr>
-                <w:rFonts w:ascii="Calibri" w:eastAsia="Times New Roman" w:hAnsi="Calibri" w:cs="Calibri"/>
-              </w:rPr>
-              <w:t>Curación, anonimización criptográfica y enmascaramiento de datos.</w:t>
-            </w:r>
-          </w:p>
-        </w:tc>
-        <w:tc>
-          <w:tcPr>
-            <w:tcW w:w="0" w:type="auto"/>
-            <w:tcBorders>
-              <w:top w:val="single" w:sz="6" w:space="0" w:color="666666"/>
-              <w:left w:val="single" w:sz="6" w:space="0" w:color="666666"/>
-              <w:bottom w:val="single" w:sz="6" w:space="0" w:color="666666"/>
-              <w:right w:val="single" w:sz="6" w:space="0" w:color="666666"/>
-            </w:tcBorders>
-            <w:tcMar>
-              <w:top w:w="90" w:type="dxa"/>
-              <w:left w:w="90" w:type="dxa"/>
-              <w:bottom w:w="90" w:type="dxa"/>
-              <w:right w:w="90" w:type="dxa"/>
-            </w:tcMar>
-            <w:hideMark/>
-          </w:tcPr>
-          <w:p>
-            <w:pPr>
-              <w:spacing w:before="180" w:after="180"/>
-              <w:rPr>
-                <w:rFonts w:ascii="Calibri" w:eastAsia="Times New Roman" w:hAnsi="Calibri" w:cs="Calibri"/>
-              </w:rPr>
-            </w:pPr>
-            <w:r>
-              <w:rPr>
-                <w:rFonts w:ascii="Calibri" w:eastAsia="Times New Roman" w:hAnsi="Calibri" w:cs="Calibri"/>
-              </w:rPr>
-              <w:t>Cuatro archivos piloto (</w:t>
-            </w:r>
-            <w:proofErr w:type="spellStart"/>
-            <w:r>
-              <w:rPr>
-                <w:rStyle w:val="CdigoHTML"/>
-              </w:rPr>
-              <w:t>dataset</w:t>
-            </w:r>
-            <w:proofErr w:type="spellEnd"/>
-            <w:r>
-              <w:rPr>
-                <w:rStyle w:val="CdigoHTML"/>
-              </w:rPr>
-              <w:t>_*.</w:t>
-            </w:r>
-            <w:proofErr w:type="spellStart"/>
-            <w:r>
-              <w:rPr>
-                <w:rStyle w:val="CdigoHTML"/>
-              </w:rPr>
-              <w:t>csv</w:t>
-            </w:r>
-            <w:proofErr w:type="spellEnd"/>
-            <w:r>
-              <w:rPr>
-                <w:rFonts w:ascii="Calibri" w:eastAsia="Times New Roman" w:hAnsi="Calibri" w:cs="Calibri"/>
-              </w:rPr>
-              <w:t>) de desidentificación.</w:t>
-            </w:r>
-          </w:p>
-        </w:tc>
-        <w:tc>
-          <w:tcPr>
-            <w:tcW w:w="0" w:type="auto"/>
-            <w:tcBorders>
-              <w:top w:val="single" w:sz="6" w:space="0" w:color="666666"/>
-              <w:left w:val="single" w:sz="6" w:space="0" w:color="666666"/>
-              <w:bottom w:val="single" w:sz="6" w:space="0" w:color="666666"/>
-              <w:right w:val="single" w:sz="6" w:space="0" w:color="666666"/>
-            </w:tcBorders>
-            <w:tcMar>
-              <w:top w:w="90" w:type="dxa"/>
-              <w:left w:w="90" w:type="dxa"/>
-              <w:bottom w:w="90" w:type="dxa"/>
-              <w:right w:w="90" w:type="dxa"/>
-            </w:tcMar>
-            <w:hideMark/>
-          </w:tcPr>
-          <w:p>
-            <w:pPr>
-              <w:spacing w:before="180" w:after="180"/>
-              <w:rPr>
-                <w:rFonts w:ascii="Calibri" w:eastAsia="Times New Roman" w:hAnsi="Calibri" w:cs="Calibri"/>
-              </w:rPr>
-            </w:pPr>
-            <w:r>
-              <w:rPr>
-                <w:rFonts w:ascii="Calibri" w:eastAsia="Times New Roman" w:hAnsi="Calibri" w:cs="Calibri"/>
-              </w:rPr>
-              <w:t>Formulación de variables (</w:t>
-            </w:r>
-            <w:proofErr w:type="spellStart"/>
-            <w:r>
-              <w:rPr>
-                <w:rStyle w:val="CdigoHTML"/>
-              </w:rPr>
-              <w:t>num_workers</w:t>
-            </w:r>
-            <w:proofErr w:type="spellEnd"/>
-            <w:r>
-              <w:rPr>
-                <w:rFonts w:ascii="Calibri" w:eastAsia="Times New Roman" w:hAnsi="Calibri" w:cs="Calibri"/>
-              </w:rPr>
-              <w:t xml:space="preserve">, </w:t>
-            </w:r>
-            <w:proofErr w:type="spellStart"/>
-            <w:r>
-              <w:rPr>
-                <w:rStyle w:val="CdigoHTML"/>
-              </w:rPr>
-              <w:t>err_type</w:t>
-            </w:r>
-            <w:proofErr w:type="spellEnd"/>
-            <w:r>
-              <w:rPr>
-                <w:rFonts w:ascii="Calibri" w:eastAsia="Times New Roman" w:hAnsi="Calibri" w:cs="Calibri"/>
-              </w:rPr>
-              <w:t>) para entrenamiento.</w:t>
-            </w:r>
-          </w:p>
-        </w:tc>
-        <w:tc>
-          <w:tcPr>
-            <w:tcW w:w="0" w:type="auto"/>
-            <w:tcBorders>
-              <w:top w:val="single" w:sz="6" w:space="0" w:color="666666"/>
-              <w:left w:val="single" w:sz="6" w:space="0" w:color="666666"/>
-              <w:bottom w:val="single" w:sz="6" w:space="0" w:color="666666"/>
-              <w:right w:val="single" w:sz="6" w:space="0" w:color="666666"/>
-            </w:tcBorders>
-            <w:tcMar>
-              <w:top w:w="90" w:type="dxa"/>
-              <w:left w:w="90" w:type="dxa"/>
-              <w:bottom w:w="90" w:type="dxa"/>
-              <w:right w:w="90" w:type="dxa"/>
-            </w:tcMar>
-            <w:hideMark/>
-          </w:tcPr>
-          <w:p>
-            <w:pPr>
-              <w:spacing w:before="180" w:after="180"/>
-              <w:rPr>
-                <w:rFonts w:ascii="Calibri" w:eastAsia="Times New Roman" w:hAnsi="Calibri" w:cs="Calibri"/>
-              </w:rPr>
-            </w:pPr>
-            <w:r>
-              <w:rPr>
-                <w:rFonts w:ascii="Calibri" w:eastAsia="Times New Roman" w:hAnsi="Calibri" w:cs="Calibri"/>
-              </w:rPr>
-              <w:t>Ejecutar pruebas piloto predictivas sobre fallos recurrentes.</w:t>
-            </w:r>
-          </w:p>
-        </w:tc>
-      </w:tr>
-      <w:tr>
-        <w:tc>
-          <w:tcPr>
-            <w:tcW w:w="0" w:type="auto"/>
-            <w:tcBorders>
-              <w:top w:val="single" w:sz="6" w:space="0" w:color="666666"/>
-              <w:left w:val="single" w:sz="6" w:space="0" w:color="666666"/>
-              <w:bottom w:val="single" w:sz="6" w:space="0" w:color="666666"/>
-              <w:right w:val="single" w:sz="6" w:space="0" w:color="666666"/>
-            </w:tcBorders>
-            <w:tcMar>
-              <w:top w:w="90" w:type="dxa"/>
-              <w:left w:w="90" w:type="dxa"/>
-              <w:bottom w:w="90" w:type="dxa"/>
-              <w:right w:w="90" w:type="dxa"/>
-            </w:tcMar>
-            <w:hideMark/>
-          </w:tcPr>
-          <w:p>
-            <w:pPr>
-              <w:spacing w:before="180" w:after="180"/>
-              <w:rPr>
-                <w:rFonts w:ascii="Calibri" w:eastAsia="Times New Roman" w:hAnsi="Calibri" w:cs="Calibri"/>
-              </w:rPr>
-            </w:pPr>
-            <w:r>
-              <w:rPr>
-                <w:rStyle w:val="Fuerte"/>
-                <w:rFonts w:ascii="Calibri" w:eastAsia="Times New Roman" w:hAnsi="Calibri" w:cs="Calibri"/>
-              </w:rPr>
-              <w:t>ETL/ELT</w:t>
-            </w:r>
-          </w:p>
-        </w:tc>
-        <w:tc>
-          <w:tcPr>
-            <w:tcW w:w="0" w:type="auto"/>
-            <w:tcBorders>
-              <w:top w:val="single" w:sz="6" w:space="0" w:color="666666"/>
-              <w:left w:val="single" w:sz="6" w:space="0" w:color="666666"/>
-              <w:bottom w:val="single" w:sz="6" w:space="0" w:color="666666"/>
-              <w:right w:val="single" w:sz="6" w:space="0" w:color="666666"/>
-            </w:tcBorders>
-            <w:tcMar>
-              <w:top w:w="90" w:type="dxa"/>
-              <w:left w:w="90" w:type="dxa"/>
-              <w:bottom w:w="90" w:type="dxa"/>
-              <w:right w:w="90" w:type="dxa"/>
-            </w:tcMar>
-            <w:hideMark/>
-          </w:tcPr>
-          <w:p>
-            <w:pPr>
-              <w:spacing w:before="180" w:after="180"/>
-              <w:rPr>
-                <w:rFonts w:ascii="Calibri" w:eastAsia="Times New Roman" w:hAnsi="Calibri" w:cs="Calibri"/>
-              </w:rPr>
-            </w:pPr>
-            <w:r>
-              <w:rPr>
-                <w:rFonts w:ascii="Calibri" w:eastAsia="Times New Roman" w:hAnsi="Calibri" w:cs="Calibri"/>
-              </w:rPr>
-              <w:t>Integración de desvío automático de errores de diseño.</w:t>
-            </w:r>
-          </w:p>
-        </w:tc>
-        <w:tc>
-          <w:tcPr>
-            <w:tcW w:w="0" w:type="auto"/>
-            <w:tcBorders>
-              <w:top w:val="single" w:sz="6" w:space="0" w:color="666666"/>
-              <w:left w:val="single" w:sz="6" w:space="0" w:color="666666"/>
-              <w:bottom w:val="single" w:sz="6" w:space="0" w:color="666666"/>
-              <w:right w:val="single" w:sz="6" w:space="0" w:color="666666"/>
-            </w:tcBorders>
-            <w:tcMar>
-              <w:top w:w="90" w:type="dxa"/>
-              <w:left w:w="90" w:type="dxa"/>
-              <w:bottom w:w="90" w:type="dxa"/>
-              <w:right w:w="90" w:type="dxa"/>
-            </w:tcMar>
-            <w:hideMark/>
-          </w:tcPr>
-          <w:p>
-            <w:pPr>
-              <w:spacing w:before="180" w:after="180"/>
-              <w:rPr>
-                <w:rFonts w:ascii="Calibri" w:eastAsia="Times New Roman" w:hAnsi="Calibri" w:cs="Calibri"/>
-              </w:rPr>
-            </w:pPr>
-            <w:r>
-              <w:rPr>
-                <w:rFonts w:ascii="Calibri" w:eastAsia="Times New Roman" w:hAnsi="Calibri" w:cs="Calibri"/>
-              </w:rPr>
-              <w:t xml:space="preserve">Script </w:t>
-            </w:r>
-            <w:r>
-              <w:rPr>
-                <w:rStyle w:val="CdigoHTML"/>
-              </w:rPr>
-              <w:t>etl_flat_files_test.py</w:t>
-            </w:r>
-            <w:r>
-              <w:rPr>
-                <w:rFonts w:ascii="Calibri" w:eastAsia="Times New Roman" w:hAnsi="Calibri" w:cs="Calibri"/>
-              </w:rPr>
-              <w:t xml:space="preserve"> y salida en </w:t>
-            </w:r>
-            <w:proofErr w:type="spellStart"/>
-            <w:r>
-              <w:rPr>
-                <w:rStyle w:val="CdigoHTML"/>
-              </w:rPr>
-              <w:t>depuracion_errores.json</w:t>
-            </w:r>
-            <w:proofErr w:type="spellEnd"/>
-            <w:r>
-              <w:rPr>
-                <w:rFonts w:ascii="Calibri" w:eastAsia="Times New Roman" w:hAnsi="Calibri" w:cs="Calibri"/>
-              </w:rPr>
-              <w:t>.</w:t>
-            </w:r>
-          </w:p>
-        </w:tc>
-        <w:tc>
-          <w:tcPr>
-            <w:tcW w:w="0" w:type="auto"/>
-            <w:tcBorders>
-              <w:top w:val="single" w:sz="6" w:space="0" w:color="666666"/>
-              <w:left w:val="single" w:sz="6" w:space="0" w:color="666666"/>
-              <w:bottom w:val="single" w:sz="6" w:space="0" w:color="666666"/>
-              <w:right w:val="single" w:sz="6" w:space="0" w:color="666666"/>
-            </w:tcBorders>
-            <w:tcMar>
-              <w:top w:w="90" w:type="dxa"/>
-              <w:left w:w="90" w:type="dxa"/>
-              <w:bottom w:w="90" w:type="dxa"/>
-              <w:right w:w="90" w:type="dxa"/>
-            </w:tcMar>
-            <w:hideMark/>
-          </w:tcPr>
-          <w:p>
-            <w:pPr>
-              <w:spacing w:before="180" w:after="180"/>
-              <w:rPr>
-                <w:rFonts w:ascii="Calibri" w:eastAsia="Times New Roman" w:hAnsi="Calibri" w:cs="Calibri"/>
-              </w:rPr>
-            </w:pPr>
-            <w:r>
-              <w:rPr>
-                <w:rFonts w:ascii="Calibri" w:eastAsia="Times New Roman" w:hAnsi="Calibri" w:cs="Calibri"/>
-              </w:rPr>
-              <w:t xml:space="preserve">45 </w:t>
-            </w:r>
-            <w:proofErr w:type="spellStart"/>
-            <w:r>
-              <w:rPr>
-                <w:rFonts w:ascii="Calibri" w:eastAsia="Times New Roman" w:hAnsi="Calibri" w:cs="Calibri"/>
-              </w:rPr>
-              <w:t>CURPs</w:t>
-            </w:r>
-            <w:proofErr w:type="spellEnd"/>
-            <w:r>
-              <w:rPr>
-                <w:rFonts w:ascii="Calibri" w:eastAsia="Times New Roman" w:hAnsi="Calibri" w:cs="Calibri"/>
-              </w:rPr>
-              <w:t xml:space="preserve"> inválidas aisladas con éxito del lote principal de Puebla.</w:t>
-            </w:r>
-          </w:p>
-        </w:tc>
-        <w:tc>
-          <w:tcPr>
-            <w:tcW w:w="0" w:type="auto"/>
-            <w:tcBorders>
-              <w:top w:val="single" w:sz="6" w:space="0" w:color="666666"/>
-              <w:left w:val="single" w:sz="6" w:space="0" w:color="666666"/>
-              <w:bottom w:val="single" w:sz="6" w:space="0" w:color="666666"/>
-              <w:right w:val="single" w:sz="6" w:space="0" w:color="666666"/>
-            </w:tcBorders>
-            <w:tcMar>
-              <w:top w:w="90" w:type="dxa"/>
-              <w:left w:w="90" w:type="dxa"/>
-              <w:bottom w:w="90" w:type="dxa"/>
-              <w:right w:w="90" w:type="dxa"/>
-            </w:tcMar>
-            <w:hideMark/>
-          </w:tcPr>
-          <w:p>
-            <w:pPr>
-              <w:spacing w:before="180" w:after="180"/>
-              <w:rPr>
-                <w:rFonts w:ascii="Calibri" w:eastAsia="Times New Roman" w:hAnsi="Calibri" w:cs="Calibri"/>
-              </w:rPr>
-            </w:pPr>
-            <w:r>
-              <w:rPr>
-                <w:rFonts w:ascii="Calibri" w:eastAsia="Times New Roman" w:hAnsi="Calibri" w:cs="Calibri"/>
-              </w:rPr>
-              <w:t xml:space="preserve">Consolidar </w:t>
-            </w:r>
-            <w:proofErr w:type="spellStart"/>
-            <w:r>
-              <w:rPr>
-                <w:rFonts w:ascii="Calibri" w:eastAsia="Times New Roman" w:hAnsi="Calibri" w:cs="Calibri"/>
-              </w:rPr>
-              <w:t>layouts</w:t>
-            </w:r>
-            <w:proofErr w:type="spellEnd"/>
-            <w:r>
-              <w:rPr>
-                <w:rFonts w:ascii="Calibri" w:eastAsia="Times New Roman" w:hAnsi="Calibri" w:cs="Calibri"/>
-              </w:rPr>
-              <w:t xml:space="preserve"> definitivos sobre insumos multilaterales en junio.</w:t>
-            </w:r>
-          </w:p>
-        </w:tc>
-      </w:tr>
-    </w:tbl>
-    <w:p>
-      <w:pPr>
-        <w:pStyle w:val="Ttulo2"/>
-        <w:rPr>
-          <w:rFonts w:ascii="Calibri" w:eastAsia="Times New Roman" w:hAnsi="Calibri" w:cs="Calibri"/>
-        </w:rPr>
-      </w:pPr>
-      <w:r>
-        <w:rPr>
-          <w:rFonts w:ascii="Calibri" w:eastAsia="Times New Roman" w:hAnsi="Calibri" w:cs="Calibri"/>
-        </w:rPr>
-        <w:t>5. Reuniones y Acuerdos del Mes</w:t>
+        <w:t>4. Próximos Pasos (Cierre Trimestral Junio)</w:t>
       </w:r>
     </w:p>
     <w:p>
@@ -2992,16 +1115,9 @@
       </w:pPr>
       <w:r>
         <w:rPr>
-          <w:rStyle w:val="Fuerte"/>
           <w:rFonts w:ascii="Calibri" w:eastAsia="Times New Roman" w:hAnsi="Calibri" w:cs="Calibri"/>
         </w:rPr>
-        <w:t>2026-05-08: Revisión de Avance Técnico y Configuración de DEV.</w:t>
-      </w:r>
-      <w:r>
-        <w:rPr>
-          <w:rFonts w:ascii="Calibri" w:eastAsia="Times New Roman" w:hAnsi="Calibri" w:cs="Calibri"/>
-        </w:rPr>
-        <w:t xml:space="preserve"> Acuerdo: Iniciar las tres corridas del orquestador asignando hilos de forma incremental para monitorizar estabilidad de persistencia.</w:t>
+        <w:t>Consolidar la entrega documental del semestre preparando el corte trimestral del 30 de junio de 2026.</w:t>
       </w:r>
     </w:p>
     <w:p>
@@ -3017,44 +1133,9 @@
       </w:pPr>
       <w:r>
         <w:rPr>
-          <w:rStyle w:val="Fuerte"/>
           <w:rFonts w:ascii="Calibri" w:eastAsia="Times New Roman" w:hAnsi="Calibri" w:cs="Calibri"/>
         </w:rPr>
-        <w:t>2026-05-18: Reunión de Desempeño y Mantenimiento de BD.</w:t>
-      </w:r>
-      <w:r>
-        <w:rPr>
-          <w:rFonts w:ascii="Calibri" w:eastAsia="Times New Roman" w:hAnsi="Calibri" w:cs="Calibri"/>
-        </w:rPr>
-        <w:t xml:space="preserve"> Acuerdo: Aprobar la creación permanente de los índices compuestos IDX sobre </w:t>
-      </w:r>
-      <w:proofErr w:type="spellStart"/>
-      <w:r>
-        <w:rPr>
-          <w:rStyle w:val="CdigoHTML"/>
-        </w:rPr>
-        <w:t>menor_evaluado</w:t>
-      </w:r>
-      <w:proofErr w:type="spellEnd"/>
-      <w:r>
-        <w:rPr>
-          <w:rFonts w:ascii="Calibri" w:eastAsia="Times New Roman" w:hAnsi="Calibri" w:cs="Calibri"/>
-        </w:rPr>
-        <w:t xml:space="preserve"> y </w:t>
-      </w:r>
-      <w:proofErr w:type="spellStart"/>
-      <w:r>
-        <w:rPr>
-          <w:rStyle w:val="CdigoHTML"/>
-        </w:rPr>
-        <w:t>CurpProcesada</w:t>
-      </w:r>
-      <w:proofErr w:type="spellEnd"/>
-      <w:r>
-        <w:rPr>
-          <w:rFonts w:ascii="Calibri" w:eastAsia="Times New Roman" w:hAnsi="Calibri" w:cs="Calibri"/>
-        </w:rPr>
-        <w:t xml:space="preserve"> tras validar descenso drástico de latencia.</w:t>
+        <w:t>Extender las pruebas del proceso de generación de cartas de consentimiento a partir del script de fusión docx piloto.</w:t>
       </w:r>
     </w:p>
     <w:p>
@@ -3070,51 +1151,16 @@
       </w:pPr>
       <w:r>
         <w:rPr>
-          <w:rStyle w:val="Fuerte"/>
           <w:rFonts w:ascii="Calibri" w:eastAsia="Times New Roman" w:hAnsi="Calibri" w:cs="Calibri"/>
         </w:rPr>
-        <w:t>2026-05-26: Cierre Operativo de Mayo y Preparación de Corte Trimestral.</w:t>
-      </w:r>
-      <w:r>
-        <w:rPr>
-          <w:rFonts w:ascii="Calibri" w:eastAsia="Times New Roman" w:hAnsi="Calibri" w:cs="Calibri"/>
-        </w:rPr>
-        <w:t xml:space="preserve"> Acuerdo: Mantener consolidados los cuatro </w:t>
-      </w:r>
-      <w:proofErr w:type="spellStart"/>
-      <w:r>
-        <w:rPr>
-          <w:rFonts w:ascii="Calibri" w:eastAsia="Times New Roman" w:hAnsi="Calibri" w:cs="Calibri"/>
-        </w:rPr>
-        <w:t>datasets</w:t>
-      </w:r>
-      <w:proofErr w:type="spellEnd"/>
-      <w:r>
-        <w:rPr>
-          <w:rFonts w:ascii="Calibri" w:eastAsia="Times New Roman" w:hAnsi="Calibri" w:cs="Calibri"/>
-        </w:rPr>
-        <w:t xml:space="preserve"> piloto CSV construidos y programar el pipeline definitivo hacia junio para la entrega formal del corte.</w:t>
+        <w:t>Presentar comparativas cuantitativas integrales de rendimiento técnico de base de datos post-índices compuestos.</w:t>
       </w:r>
     </w:p>
     <w:p>
       <w:pPr>
-        <w:pStyle w:val="Ttulo2"/>
-        <w:rPr>
-          <w:rFonts w:ascii="Calibri" w:eastAsia="Times New Roman" w:hAnsi="Calibri" w:cs="Calibri"/>
-        </w:rPr>
-      </w:pPr>
-      <w:r>
-        <w:rPr>
-          <w:rFonts w:ascii="Calibri" w:eastAsia="Times New Roman" w:hAnsi="Calibri" w:cs="Calibri"/>
-        </w:rPr>
-        <w:t>6. Dificultades y Retos del Mes</w:t>
-      </w:r>
-    </w:p>
-    <w:p>
-      <w:pPr>
         <w:numPr>
           <w:ilvl w:val="0"/>
-          <w:numId w:val="19"/>
+          <w:numId w:val="18"/>
         </w:numPr>
         <w:spacing w:before="100" w:beforeAutospacing="1" w:after="100" w:afterAutospacing="1" w:line="240" w:lineRule="auto"/>
         <w:rPr>
@@ -3123,193 +1169,23 @@
       </w:pPr>
       <w:r>
         <w:rPr>
-          <w:rStyle w:val="Fuerte"/>
           <w:rFonts w:ascii="Calibri" w:eastAsia="Times New Roman" w:hAnsi="Calibri" w:cs="Calibri"/>
         </w:rPr>
-        <w:t>Saturación en API Externa (IMSS):</w:t>
+        <w:t>Vigilar la correcta operación de los hooks de seguridad de Git para imposibilitar nuevas vulneraciones de información personal.</w:t>
       </w:r>
+    </w:p>
+    <w:p>
+      <w:pPr>
+        <w:rPr>
+          <w:rFonts w:ascii="Calibri" w:eastAsia="Times New Roman" w:hAnsi="Calibri" w:cs="Calibri"/>
+        </w:rPr>
+      </w:pPr>
       <w:r>
         <w:rPr>
           <w:rFonts w:ascii="Calibri" w:eastAsia="Times New Roman" w:hAnsi="Calibri" w:cs="Calibri"/>
         </w:rPr>
-        <w:t xml:space="preserve"> El limitador de tasa de peticiones (Rate </w:t>
-      </w:r>
-      <w:proofErr w:type="spellStart"/>
-      <w:r>
-        <w:rPr>
-          <w:rFonts w:ascii="Calibri" w:eastAsia="Times New Roman" w:hAnsi="Calibri" w:cs="Calibri"/>
-        </w:rPr>
-        <w:t>limit</w:t>
-      </w:r>
-      <w:proofErr w:type="spellEnd"/>
-      <w:r>
-        <w:rPr>
-          <w:rFonts w:ascii="Calibri" w:eastAsia="Times New Roman" w:hAnsi="Calibri" w:cs="Calibri"/>
-        </w:rPr>
-        <w:t xml:space="preserve">) bloqueó peticiones a nivel concurrente. Se resolvió de manera técnica </w:t>
-      </w:r>
-      <w:proofErr w:type="spellStart"/>
-      <w:r>
-        <w:rPr>
-          <w:rFonts w:ascii="Calibri" w:eastAsia="Times New Roman" w:hAnsi="Calibri" w:cs="Calibri"/>
-        </w:rPr>
-        <w:t>re-parametrizando</w:t>
-      </w:r>
-      <w:proofErr w:type="spellEnd"/>
-      <w:r>
-        <w:rPr>
-          <w:rFonts w:ascii="Calibri" w:eastAsia="Times New Roman" w:hAnsi="Calibri" w:cs="Calibri"/>
-        </w:rPr>
-        <w:t xml:space="preserve"> </w:t>
-      </w:r>
-      <w:r>
-        <w:rPr>
-          <w:rStyle w:val="CdigoHTML"/>
-        </w:rPr>
-        <w:t>WORKERS=10</w:t>
-      </w:r>
-      <w:r>
-        <w:rPr>
-          <w:rFonts w:ascii="Calibri" w:eastAsia="Times New Roman" w:hAnsi="Calibri" w:cs="Calibri"/>
-        </w:rPr>
-        <w:t xml:space="preserve"> en producción, mitigando errores HTTP 429 recurrentes.</w:t>
-      </w:r>
-    </w:p>
-    <w:p>
-      <w:pPr>
-        <w:numPr>
-          <w:ilvl w:val="0"/>
-          <w:numId w:val="19"/>
-        </w:numPr>
-        <w:spacing w:before="100" w:beforeAutospacing="1" w:after="100" w:afterAutospacing="1" w:line="240" w:lineRule="auto"/>
-        <w:rPr>
-          <w:rFonts w:ascii="Calibri" w:eastAsia="Times New Roman" w:hAnsi="Calibri" w:cs="Calibri"/>
-        </w:rPr>
-      </w:pPr>
-      <w:r>
-        <w:rPr>
-          <w:rStyle w:val="Fuerte"/>
-          <w:rFonts w:ascii="Calibri" w:eastAsia="Times New Roman" w:hAnsi="Calibri" w:cs="Calibri"/>
-        </w:rPr>
-        <w:t>Desgaste en Conexiones:</w:t>
-      </w:r>
-      <w:r>
-        <w:rPr>
-          <w:rFonts w:ascii="Calibri" w:eastAsia="Times New Roman" w:hAnsi="Calibri" w:cs="Calibri"/>
-        </w:rPr>
-        <w:t xml:space="preserve"> El pool de base de datos relacional PostgreSQL reportó saturación bajo carga excesiva. Se resolvió creando índices compuestos que bajaron el consumo de RAM e impidieron cuellos de botella por bloqueos paralelos.</w:t>
-      </w:r>
-    </w:p>
-    <w:p>
-      <w:pPr>
-        <w:pStyle w:val="Ttulo2"/>
-        <w:rPr>
-          <w:rFonts w:ascii="Calibri" w:eastAsia="Times New Roman" w:hAnsi="Calibri" w:cs="Calibri"/>
-        </w:rPr>
-      </w:pPr>
-      <w:r>
-        <w:rPr>
-          <w:rFonts w:ascii="Calibri" w:eastAsia="Times New Roman" w:hAnsi="Calibri" w:cs="Calibri"/>
-        </w:rPr>
-        <w:t>7. Próximos Pasos</w:t>
-      </w:r>
-    </w:p>
-    <w:p>
-      <w:pPr>
-        <w:numPr>
-          <w:ilvl w:val="0"/>
-          <w:numId w:val="20"/>
-        </w:numPr>
-        <w:spacing w:before="100" w:beforeAutospacing="1" w:after="100" w:afterAutospacing="1" w:line="240" w:lineRule="auto"/>
-        <w:rPr>
-          <w:rFonts w:ascii="Calibri" w:eastAsia="Times New Roman" w:hAnsi="Calibri" w:cs="Calibri"/>
-        </w:rPr>
-      </w:pPr>
-      <w:r>
-        <w:rPr>
-          <w:rFonts w:ascii="Calibri" w:eastAsia="Times New Roman" w:hAnsi="Calibri" w:cs="Calibri"/>
-        </w:rPr>
-        <w:t>Consolidar la entrega documental del semestre preparando el corte trimestral del 30 de junio de 2026.</w:t>
-      </w:r>
-    </w:p>
-    <w:p>
-      <w:pPr>
-        <w:numPr>
-          <w:ilvl w:val="0"/>
-          <w:numId w:val="20"/>
-        </w:numPr>
-        <w:spacing w:before="100" w:beforeAutospacing="1" w:after="100" w:afterAutospacing="1" w:line="240" w:lineRule="auto"/>
-        <w:rPr>
-          <w:rFonts w:ascii="Calibri" w:eastAsia="Times New Roman" w:hAnsi="Calibri" w:cs="Calibri"/>
-        </w:rPr>
-      </w:pPr>
-      <w:r>
-        <w:rPr>
-          <w:rFonts w:ascii="Calibri" w:eastAsia="Times New Roman" w:hAnsi="Calibri" w:cs="Calibri"/>
-        </w:rPr>
-        <w:t xml:space="preserve">Extender las pruebas del proceso de generación de cartas de consentimiento para salir de la carpeta temporal </w:t>
-      </w:r>
-      <w:r>
-        <w:rPr>
-          <w:rStyle w:val="CdigoHTML"/>
-        </w:rPr>
-        <w:t>sin-carta/</w:t>
-      </w:r>
-      <w:r>
-        <w:rPr>
-          <w:rFonts w:ascii="Calibri" w:eastAsia="Times New Roman" w:hAnsi="Calibri" w:cs="Calibri"/>
-        </w:rPr>
-        <w:t>.</w:t>
-      </w:r>
-    </w:p>
-    <w:p>
-      <w:pPr>
-        <w:numPr>
-          <w:ilvl w:val="0"/>
-          <w:numId w:val="20"/>
-        </w:numPr>
-        <w:spacing w:before="100" w:beforeAutospacing="1" w:after="100" w:afterAutospacing="1" w:line="240" w:lineRule="auto"/>
-        <w:rPr>
-          <w:rFonts w:ascii="Calibri" w:eastAsia="Times New Roman" w:hAnsi="Calibri" w:cs="Calibri"/>
-        </w:rPr>
-      </w:pPr>
-      <w:r>
-        <w:rPr>
-          <w:rFonts w:ascii="Calibri" w:eastAsia="Times New Roman" w:hAnsi="Calibri" w:cs="Calibri"/>
-        </w:rPr>
-        <w:t>Presentar comparativas cuantitativas integrales de rendimiento técnico de base de datos antes y después del diseño de índices de mayo.</w:t>
-      </w:r>
-    </w:p>
-    <w:p>
-      <w:pPr>
-        <w:numPr>
-          <w:ilvl w:val="0"/>
-          <w:numId w:val="20"/>
-        </w:numPr>
-        <w:spacing w:before="100" w:beforeAutospacing="1" w:after="100" w:afterAutospacing="1" w:line="240" w:lineRule="auto"/>
-        <w:rPr>
-          <w:rFonts w:ascii="Calibri" w:eastAsia="Times New Roman" w:hAnsi="Calibri" w:cs="Calibri"/>
-        </w:rPr>
-      </w:pPr>
-      <w:r>
-        <w:rPr>
-          <w:rFonts w:ascii="Calibri" w:eastAsia="Times New Roman" w:hAnsi="Calibri" w:cs="Calibri"/>
-        </w:rPr>
-        <w:t>Refinar los umbrales de alerta del sistema de monitoreo para asegurar estabilidad en consumos externos concurridos.</w:t>
-      </w:r>
-    </w:p>
-    <w:p>
-      <w:pPr>
-        <w:rPr>
-          <w:rFonts w:ascii="Calibri" w:eastAsia="Times New Roman" w:hAnsi="Calibri" w:cs="Calibri"/>
-        </w:rPr>
-      </w:pPr>
-      <w:r>
-        <w:rPr>
-          <w:rFonts w:ascii="Calibri" w:eastAsia="Times New Roman" w:hAnsi="Calibri" w:cs="Calibri"/>
-        </w:rPr>
-        <w:pict w14:anchorId="07494C2F">
-          <v:rect id="_x0000_i1028" style="width:0;height:1.5pt" o:hralign="center" o:hrstd="t" o:hr="t" fillcolor="#a0a0a0" stroked="f"/>
+        <w:pict w14:anchorId="553747C7">
+          <v:rect id="_x0000_i1029" style="width:0;height:1.5pt" o:hralign="center" o:hrstd="t" o:hr="t" fillcolor="#a0a0a0" stroked="f"/>
         </w:pict>
       </w:r>
     </w:p>
@@ -3347,7 +1223,7 @@
           <w:sz w:val="22"/>
           <w:szCs w:val="22"/>
         </w:rPr>
-        <w:t>Este documento corresponde únicamente a mayo de 2026. Su función es concentrar evidencia operativa, validaciones y resultados del mes, usando abril solo como antecedente y evitando mezclar en un mismo texto la línea base de abril con los hallazgos y pruebas de mayo.</w:t>
+        <w:t>Este documento y sus entregables adjuntos asientan la evidencia del mes de mayo, superando los incidentes detectados y ratificando la estabilidad y robustez del código fuente en los entornos institucionales auditados.</w:t>
       </w:r>
     </w:p>
     <w:p>
@@ -4547,6 +2423,155 @@
     </w:lvl>
   </w:abstractNum>
   <w:abstractNum w:abstractNumId="8" w15:restartNumberingAfterBreak="0">
+    <w:nsid w:val="071C77A4"/>
+    <w:multiLevelType w:val="multilevel"/>
+    <w:tmpl w:val="62642976"/>
+    <w:lvl w:ilvl="0">
+      <w:start w:val="1"/>
+      <w:numFmt w:val="bullet"/>
+      <w:lvlText w:val=""/>
+      <w:lvlJc w:val="left"/>
+      <w:pPr>
+        <w:tabs>
+          <w:tab w:val="num" w:pos="720"/>
+        </w:tabs>
+        <w:ind w:left="720" w:hanging="360"/>
+      </w:pPr>
+      <w:rPr>
+        <w:rFonts w:ascii="Symbol" w:hAnsi="Symbol" w:hint="default"/>
+        <w:sz w:val="20"/>
+      </w:rPr>
+    </w:lvl>
+    <w:lvl w:ilvl="1" w:tentative="1">
+      <w:start w:val="1"/>
+      <w:numFmt w:val="bullet"/>
+      <w:lvlText w:val="o"/>
+      <w:lvlJc w:val="left"/>
+      <w:pPr>
+        <w:tabs>
+          <w:tab w:val="num" w:pos="1440"/>
+        </w:tabs>
+        <w:ind w:left="1440" w:hanging="360"/>
+      </w:pPr>
+      <w:rPr>
+        <w:rFonts w:ascii="Courier New" w:hAnsi="Courier New" w:hint="default"/>
+        <w:sz w:val="20"/>
+      </w:rPr>
+    </w:lvl>
+    <w:lvl w:ilvl="2" w:tentative="1">
+      <w:start w:val="1"/>
+      <w:numFmt w:val="bullet"/>
+      <w:lvlText w:val=""/>
+      <w:lvlJc w:val="left"/>
+      <w:pPr>
+        <w:tabs>
+          <w:tab w:val="num" w:pos="2160"/>
+        </w:tabs>
+        <w:ind w:left="2160" w:hanging="360"/>
+      </w:pPr>
+      <w:rPr>
+        <w:rFonts w:ascii="Wingdings" w:hAnsi="Wingdings" w:hint="default"/>
+        <w:sz w:val="20"/>
+      </w:rPr>
+    </w:lvl>
+    <w:lvl w:ilvl="3" w:tentative="1">
+      <w:start w:val="1"/>
+      <w:numFmt w:val="bullet"/>
+      <w:lvlText w:val=""/>
+      <w:lvlJc w:val="left"/>
+      <w:pPr>
+        <w:tabs>
+          <w:tab w:val="num" w:pos="2880"/>
+        </w:tabs>
+        <w:ind w:left="2880" w:hanging="360"/>
+      </w:pPr>
+      <w:rPr>
+        <w:rFonts w:ascii="Wingdings" w:hAnsi="Wingdings" w:hint="default"/>
+        <w:sz w:val="20"/>
+      </w:rPr>
+    </w:lvl>
+    <w:lvl w:ilvl="4" w:tentative="1">
+      <w:start w:val="1"/>
+      <w:numFmt w:val="bullet"/>
+      <w:lvlText w:val=""/>
+      <w:lvlJc w:val="left"/>
+      <w:pPr>
+        <w:tabs>
+          <w:tab w:val="num" w:pos="3600"/>
+        </w:tabs>
+        <w:ind w:left="3600" w:hanging="360"/>
+      </w:pPr>
+      <w:rPr>
+        <w:rFonts w:ascii="Wingdings" w:hAnsi="Wingdings" w:hint="default"/>
+        <w:sz w:val="20"/>
+      </w:rPr>
+    </w:lvl>
+    <w:lvl w:ilvl="5" w:tentative="1">
+      <w:start w:val="1"/>
+      <w:numFmt w:val="bullet"/>
+      <w:lvlText w:val=""/>
+      <w:lvlJc w:val="left"/>
+      <w:pPr>
+        <w:tabs>
+          <w:tab w:val="num" w:pos="4320"/>
+        </w:tabs>
+        <w:ind w:left="4320" w:hanging="360"/>
+      </w:pPr>
+      <w:rPr>
+        <w:rFonts w:ascii="Wingdings" w:hAnsi="Wingdings" w:hint="default"/>
+        <w:sz w:val="20"/>
+      </w:rPr>
+    </w:lvl>
+    <w:lvl w:ilvl="6" w:tentative="1">
+      <w:start w:val="1"/>
+      <w:numFmt w:val="bullet"/>
+      <w:lvlText w:val=""/>
+      <w:lvlJc w:val="left"/>
+      <w:pPr>
+        <w:tabs>
+          <w:tab w:val="num" w:pos="5040"/>
+        </w:tabs>
+        <w:ind w:left="5040" w:hanging="360"/>
+      </w:pPr>
+      <w:rPr>
+        <w:rFonts w:ascii="Wingdings" w:hAnsi="Wingdings" w:hint="default"/>
+        <w:sz w:val="20"/>
+      </w:rPr>
+    </w:lvl>
+    <w:lvl w:ilvl="7" w:tentative="1">
+      <w:start w:val="1"/>
+      <w:numFmt w:val="bullet"/>
+      <w:lvlText w:val=""/>
+      <w:lvlJc w:val="left"/>
+      <w:pPr>
+        <w:tabs>
+          <w:tab w:val="num" w:pos="5760"/>
+        </w:tabs>
+        <w:ind w:left="5760" w:hanging="360"/>
+      </w:pPr>
+      <w:rPr>
+        <w:rFonts w:ascii="Wingdings" w:hAnsi="Wingdings" w:hint="default"/>
+        <w:sz w:val="20"/>
+      </w:rPr>
+    </w:lvl>
+    <w:lvl w:ilvl="8" w:tentative="1">
+      <w:start w:val="1"/>
+      <w:numFmt w:val="bullet"/>
+      <w:lvlText w:val=""/>
+      <w:lvlJc w:val="left"/>
+      <w:pPr>
+        <w:tabs>
+          <w:tab w:val="num" w:pos="6480"/>
+        </w:tabs>
+        <w:ind w:left="6480" w:hanging="360"/>
+      </w:pPr>
+      <w:rPr>
+        <w:rFonts w:ascii="Wingdings" w:hAnsi="Wingdings" w:hint="default"/>
+        <w:sz w:val="20"/>
+      </w:rPr>
+    </w:lvl>
+  </w:abstractNum>
+  <w:abstractNum w:abstractNumId="9" w15:restartNumberingAfterBreak="0">
     <w:nsid w:val="14A24D95"/>
     <w:multiLevelType w:val="hybridMultilevel"/>
     <w:tmpl w:val="0EDC7788"/>
@@ -4659,159 +2684,10 @@
       </w:rPr>
     </w:lvl>
   </w:abstractNum>
-  <w:abstractNum w:abstractNumId="9" w15:restartNumberingAfterBreak="0">
-    <w:nsid w:val="201A3464"/>
+  <w:abstractNum w:abstractNumId="10" w15:restartNumberingAfterBreak="0">
+    <w:nsid w:val="1A0D2625"/>
     <w:multiLevelType w:val="multilevel"/>
-    <w:tmpl w:val="60923960"/>
-    <w:lvl w:ilvl="0">
-      <w:start w:val="1"/>
-      <w:numFmt w:val="bullet"/>
-      <w:lvlText w:val=""/>
-      <w:lvlJc w:val="left"/>
-      <w:pPr>
-        <w:tabs>
-          <w:tab w:val="num" w:pos="720"/>
-        </w:tabs>
-        <w:ind w:left="720" w:hanging="360"/>
-      </w:pPr>
-      <w:rPr>
-        <w:rFonts w:ascii="Symbol" w:hAnsi="Symbol" w:hint="default"/>
-        <w:sz w:val="20"/>
-      </w:rPr>
-    </w:lvl>
-    <w:lvl w:ilvl="1" w:tentative="1">
-      <w:start w:val="1"/>
-      <w:numFmt w:val="bullet"/>
-      <w:lvlText w:val="o"/>
-      <w:lvlJc w:val="left"/>
-      <w:pPr>
-        <w:tabs>
-          <w:tab w:val="num" w:pos="1440"/>
-        </w:tabs>
-        <w:ind w:left="1440" w:hanging="360"/>
-      </w:pPr>
-      <w:rPr>
-        <w:rFonts w:ascii="Courier New" w:hAnsi="Courier New" w:hint="default"/>
-        <w:sz w:val="20"/>
-      </w:rPr>
-    </w:lvl>
-    <w:lvl w:ilvl="2" w:tentative="1">
-      <w:start w:val="1"/>
-      <w:numFmt w:val="bullet"/>
-      <w:lvlText w:val=""/>
-      <w:lvlJc w:val="left"/>
-      <w:pPr>
-        <w:tabs>
-          <w:tab w:val="num" w:pos="2160"/>
-        </w:tabs>
-        <w:ind w:left="2160" w:hanging="360"/>
-      </w:pPr>
-      <w:rPr>
-        <w:rFonts w:ascii="Wingdings" w:hAnsi="Wingdings" w:hint="default"/>
-        <w:sz w:val="20"/>
-      </w:rPr>
-    </w:lvl>
-    <w:lvl w:ilvl="3" w:tentative="1">
-      <w:start w:val="1"/>
-      <w:numFmt w:val="bullet"/>
-      <w:lvlText w:val=""/>
-      <w:lvlJc w:val="left"/>
-      <w:pPr>
-        <w:tabs>
-          <w:tab w:val="num" w:pos="2880"/>
-        </w:tabs>
-        <w:ind w:left="2880" w:hanging="360"/>
-      </w:pPr>
-      <w:rPr>
-        <w:rFonts w:ascii="Wingdings" w:hAnsi="Wingdings" w:hint="default"/>
-        <w:sz w:val="20"/>
-      </w:rPr>
-    </w:lvl>
-    <w:lvl w:ilvl="4" w:tentative="1">
-      <w:start w:val="1"/>
-      <w:numFmt w:val="bullet"/>
-      <w:lvlText w:val=""/>
-      <w:lvlJc w:val="left"/>
-      <w:pPr>
-        <w:tabs>
-          <w:tab w:val="num" w:pos="3600"/>
-        </w:tabs>
-        <w:ind w:left="3600" w:hanging="360"/>
-      </w:pPr>
-      <w:rPr>
-        <w:rFonts w:ascii="Wingdings" w:hAnsi="Wingdings" w:hint="default"/>
-        <w:sz w:val="20"/>
-      </w:rPr>
-    </w:lvl>
-    <w:lvl w:ilvl="5" w:tentative="1">
-      <w:start w:val="1"/>
-      <w:numFmt w:val="bullet"/>
-      <w:lvlText w:val=""/>
-      <w:lvlJc w:val="left"/>
-      <w:pPr>
-        <w:tabs>
-          <w:tab w:val="num" w:pos="4320"/>
-        </w:tabs>
-        <w:ind w:left="4320" w:hanging="360"/>
-      </w:pPr>
-      <w:rPr>
-        <w:rFonts w:ascii="Wingdings" w:hAnsi="Wingdings" w:hint="default"/>
-        <w:sz w:val="20"/>
-      </w:rPr>
-    </w:lvl>
-    <w:lvl w:ilvl="6" w:tentative="1">
-      <w:start w:val="1"/>
-      <w:numFmt w:val="bullet"/>
-      <w:lvlText w:val=""/>
-      <w:lvlJc w:val="left"/>
-      <w:pPr>
-        <w:tabs>
-          <w:tab w:val="num" w:pos="5040"/>
-        </w:tabs>
-        <w:ind w:left="5040" w:hanging="360"/>
-      </w:pPr>
-      <w:rPr>
-        <w:rFonts w:ascii="Wingdings" w:hAnsi="Wingdings" w:hint="default"/>
-        <w:sz w:val="20"/>
-      </w:rPr>
-    </w:lvl>
-    <w:lvl w:ilvl="7" w:tentative="1">
-      <w:start w:val="1"/>
-      <w:numFmt w:val="bullet"/>
-      <w:lvlText w:val=""/>
-      <w:lvlJc w:val="left"/>
-      <w:pPr>
-        <w:tabs>
-          <w:tab w:val="num" w:pos="5760"/>
-        </w:tabs>
-        <w:ind w:left="5760" w:hanging="360"/>
-      </w:pPr>
-      <w:rPr>
-        <w:rFonts w:ascii="Wingdings" w:hAnsi="Wingdings" w:hint="default"/>
-        <w:sz w:val="20"/>
-      </w:rPr>
-    </w:lvl>
-    <w:lvl w:ilvl="8" w:tentative="1">
-      <w:start w:val="1"/>
-      <w:numFmt w:val="bullet"/>
-      <w:lvlText w:val=""/>
-      <w:lvlJc w:val="left"/>
-      <w:pPr>
-        <w:tabs>
-          <w:tab w:val="num" w:pos="6480"/>
-        </w:tabs>
-        <w:ind w:left="6480" w:hanging="360"/>
-      </w:pPr>
-      <w:rPr>
-        <w:rFonts w:ascii="Wingdings" w:hAnsi="Wingdings" w:hint="default"/>
-        <w:sz w:val="20"/>
-      </w:rPr>
-    </w:lvl>
-  </w:abstractNum>
-  <w:abstractNum w:abstractNumId="10" w15:restartNumberingAfterBreak="0">
-    <w:nsid w:val="211B4D10"/>
-    <w:multiLevelType w:val="multilevel"/>
-    <w:tmpl w:val="3EB628C2"/>
+    <w:tmpl w:val="411089CE"/>
     <w:lvl w:ilvl="0">
       <w:start w:val="1"/>
       <w:numFmt w:val="bullet"/>
@@ -5071,9 +2947,9 @@
     </w:lvl>
   </w:abstractNum>
   <w:abstractNum w:abstractNumId="12" w15:restartNumberingAfterBreak="0">
-    <w:nsid w:val="2E94130E"/>
+    <w:nsid w:val="39983047"/>
     <w:multiLevelType w:val="multilevel"/>
-    <w:tmpl w:val="6C265552"/>
+    <w:tmpl w:val="DCFC61AA"/>
     <w:lvl w:ilvl="0">
       <w:start w:val="1"/>
       <w:numFmt w:val="bullet"/>
@@ -5220,9 +3096,9 @@
     </w:lvl>
   </w:abstractNum>
   <w:abstractNum w:abstractNumId="13" w15:restartNumberingAfterBreak="0">
-    <w:nsid w:val="38293C3A"/>
+    <w:nsid w:val="4984002E"/>
     <w:multiLevelType w:val="multilevel"/>
-    <w:tmpl w:val="577C9126"/>
+    <w:tmpl w:val="10D06498"/>
     <w:lvl w:ilvl="0">
       <w:start w:val="1"/>
       <w:numFmt w:val="bullet"/>
@@ -5369,155 +3245,6 @@
     </w:lvl>
   </w:abstractNum>
   <w:abstractNum w:abstractNumId="14" w15:restartNumberingAfterBreak="0">
-    <w:nsid w:val="46C7033D"/>
-    <w:multiLevelType w:val="multilevel"/>
-    <w:tmpl w:val="F1D04206"/>
-    <w:lvl w:ilvl="0">
-      <w:start w:val="1"/>
-      <w:numFmt w:val="bullet"/>
-      <w:lvlText w:val=""/>
-      <w:lvlJc w:val="left"/>
-      <w:pPr>
-        <w:tabs>
-          <w:tab w:val="num" w:pos="720"/>
-        </w:tabs>
-        <w:ind w:left="720" w:hanging="360"/>
-      </w:pPr>
-      <w:rPr>
-        <w:rFonts w:ascii="Symbol" w:hAnsi="Symbol" w:hint="default"/>
-        <w:sz w:val="20"/>
-      </w:rPr>
-    </w:lvl>
-    <w:lvl w:ilvl="1" w:tentative="1">
-      <w:start w:val="1"/>
-      <w:numFmt w:val="bullet"/>
-      <w:lvlText w:val="o"/>
-      <w:lvlJc w:val="left"/>
-      <w:pPr>
-        <w:tabs>
-          <w:tab w:val="num" w:pos="1440"/>
-        </w:tabs>
-        <w:ind w:left="1440" w:hanging="360"/>
-      </w:pPr>
-      <w:rPr>
-        <w:rFonts w:ascii="Courier New" w:hAnsi="Courier New" w:hint="default"/>
-        <w:sz w:val="20"/>
-      </w:rPr>
-    </w:lvl>
-    <w:lvl w:ilvl="2" w:tentative="1">
-      <w:start w:val="1"/>
-      <w:numFmt w:val="bullet"/>
-      <w:lvlText w:val=""/>
-      <w:lvlJc w:val="left"/>
-      <w:pPr>
-        <w:tabs>
-          <w:tab w:val="num" w:pos="2160"/>
-        </w:tabs>
-        <w:ind w:left="2160" w:hanging="360"/>
-      </w:pPr>
-      <w:rPr>
-        <w:rFonts w:ascii="Wingdings" w:hAnsi="Wingdings" w:hint="default"/>
-        <w:sz w:val="20"/>
-      </w:rPr>
-    </w:lvl>
-    <w:lvl w:ilvl="3" w:tentative="1">
-      <w:start w:val="1"/>
-      <w:numFmt w:val="bullet"/>
-      <w:lvlText w:val=""/>
-      <w:lvlJc w:val="left"/>
-      <w:pPr>
-        <w:tabs>
-          <w:tab w:val="num" w:pos="2880"/>
-        </w:tabs>
-        <w:ind w:left="2880" w:hanging="360"/>
-      </w:pPr>
-      <w:rPr>
-        <w:rFonts w:ascii="Wingdings" w:hAnsi="Wingdings" w:hint="default"/>
-        <w:sz w:val="20"/>
-      </w:rPr>
-    </w:lvl>
-    <w:lvl w:ilvl="4" w:tentative="1">
-      <w:start w:val="1"/>
-      <w:numFmt w:val="bullet"/>
-      <w:lvlText w:val=""/>
-      <w:lvlJc w:val="left"/>
-      <w:pPr>
-        <w:tabs>
-          <w:tab w:val="num" w:pos="3600"/>
-        </w:tabs>
-        <w:ind w:left="3600" w:hanging="360"/>
-      </w:pPr>
-      <w:rPr>
-        <w:rFonts w:ascii="Wingdings" w:hAnsi="Wingdings" w:hint="default"/>
-        <w:sz w:val="20"/>
-      </w:rPr>
-    </w:lvl>
-    <w:lvl w:ilvl="5" w:tentative="1">
-      <w:start w:val="1"/>
-      <w:numFmt w:val="bullet"/>
-      <w:lvlText w:val=""/>
-      <w:lvlJc w:val="left"/>
-      <w:pPr>
-        <w:tabs>
-          <w:tab w:val="num" w:pos="4320"/>
-        </w:tabs>
-        <w:ind w:left="4320" w:hanging="360"/>
-      </w:pPr>
-      <w:rPr>
-        <w:rFonts w:ascii="Wingdings" w:hAnsi="Wingdings" w:hint="default"/>
-        <w:sz w:val="20"/>
-      </w:rPr>
-    </w:lvl>
-    <w:lvl w:ilvl="6" w:tentative="1">
-      <w:start w:val="1"/>
-      <w:numFmt w:val="bullet"/>
-      <w:lvlText w:val=""/>
-      <w:lvlJc w:val="left"/>
-      <w:pPr>
-        <w:tabs>
-          <w:tab w:val="num" w:pos="5040"/>
-        </w:tabs>
-        <w:ind w:left="5040" w:hanging="360"/>
-      </w:pPr>
-      <w:rPr>
-        <w:rFonts w:ascii="Wingdings" w:hAnsi="Wingdings" w:hint="default"/>
-        <w:sz w:val="20"/>
-      </w:rPr>
-    </w:lvl>
-    <w:lvl w:ilvl="7" w:tentative="1">
-      <w:start w:val="1"/>
-      <w:numFmt w:val="bullet"/>
-      <w:lvlText w:val=""/>
-      <w:lvlJc w:val="left"/>
-      <w:pPr>
-        <w:tabs>
-          <w:tab w:val="num" w:pos="5760"/>
-        </w:tabs>
-        <w:ind w:left="5760" w:hanging="360"/>
-      </w:pPr>
-      <w:rPr>
-        <w:rFonts w:ascii="Wingdings" w:hAnsi="Wingdings" w:hint="default"/>
-        <w:sz w:val="20"/>
-      </w:rPr>
-    </w:lvl>
-    <w:lvl w:ilvl="8" w:tentative="1">
-      <w:start w:val="1"/>
-      <w:numFmt w:val="bullet"/>
-      <w:lvlText w:val=""/>
-      <w:lvlJc w:val="left"/>
-      <w:pPr>
-        <w:tabs>
-          <w:tab w:val="num" w:pos="6480"/>
-        </w:tabs>
-        <w:ind w:left="6480" w:hanging="360"/>
-      </w:pPr>
-      <w:rPr>
-        <w:rFonts w:ascii="Wingdings" w:hAnsi="Wingdings" w:hint="default"/>
-        <w:sz w:val="20"/>
-      </w:rPr>
-    </w:lvl>
-  </w:abstractNum>
-  <w:abstractNum w:abstractNumId="15" w15:restartNumberingAfterBreak="0">
     <w:nsid w:val="52D74056"/>
     <w:multiLevelType w:val="hybridMultilevel"/>
     <w:tmpl w:val="F8E884D6"/>
@@ -5606,7 +3333,7 @@
       </w:pPr>
     </w:lvl>
   </w:abstractNum>
-  <w:abstractNum w:abstractNumId="16" w15:restartNumberingAfterBreak="0">
+  <w:abstractNum w:abstractNumId="15" w15:restartNumberingAfterBreak="0">
     <w:nsid w:val="53C20551"/>
     <w:multiLevelType w:val="hybridMultilevel"/>
     <w:tmpl w:val="9EBC212E"/>
@@ -5695,10 +3422,10 @@
       </w:pPr>
     </w:lvl>
   </w:abstractNum>
-  <w:abstractNum w:abstractNumId="17" w15:restartNumberingAfterBreak="0">
-    <w:nsid w:val="598179DB"/>
+  <w:abstractNum w:abstractNumId="16" w15:restartNumberingAfterBreak="0">
+    <w:nsid w:val="6014330B"/>
     <w:multiLevelType w:val="multilevel"/>
-    <w:tmpl w:val="45F65E8E"/>
+    <w:tmpl w:val="B462BB6A"/>
     <w:lvl w:ilvl="0">
       <w:start w:val="1"/>
       <w:numFmt w:val="bullet"/>
@@ -5844,159 +3571,10 @@
       </w:rPr>
     </w:lvl>
   </w:abstractNum>
-  <w:abstractNum w:abstractNumId="18" w15:restartNumberingAfterBreak="0">
-    <w:nsid w:val="6D5B0C5C"/>
+  <w:abstractNum w:abstractNumId="17" w15:restartNumberingAfterBreak="0">
+    <w:nsid w:val="61426EE3"/>
     <w:multiLevelType w:val="multilevel"/>
-    <w:tmpl w:val="891C5664"/>
-    <w:lvl w:ilvl="0">
-      <w:start w:val="1"/>
-      <w:numFmt w:val="bullet"/>
-      <w:lvlText w:val=""/>
-      <w:lvlJc w:val="left"/>
-      <w:pPr>
-        <w:tabs>
-          <w:tab w:val="num" w:pos="720"/>
-        </w:tabs>
-        <w:ind w:left="720" w:hanging="360"/>
-      </w:pPr>
-      <w:rPr>
-        <w:rFonts w:ascii="Symbol" w:hAnsi="Symbol" w:hint="default"/>
-        <w:sz w:val="20"/>
-      </w:rPr>
-    </w:lvl>
-    <w:lvl w:ilvl="1" w:tentative="1">
-      <w:start w:val="1"/>
-      <w:numFmt w:val="bullet"/>
-      <w:lvlText w:val="o"/>
-      <w:lvlJc w:val="left"/>
-      <w:pPr>
-        <w:tabs>
-          <w:tab w:val="num" w:pos="1440"/>
-        </w:tabs>
-        <w:ind w:left="1440" w:hanging="360"/>
-      </w:pPr>
-      <w:rPr>
-        <w:rFonts w:ascii="Courier New" w:hAnsi="Courier New" w:hint="default"/>
-        <w:sz w:val="20"/>
-      </w:rPr>
-    </w:lvl>
-    <w:lvl w:ilvl="2" w:tentative="1">
-      <w:start w:val="1"/>
-      <w:numFmt w:val="bullet"/>
-      <w:lvlText w:val=""/>
-      <w:lvlJc w:val="left"/>
-      <w:pPr>
-        <w:tabs>
-          <w:tab w:val="num" w:pos="2160"/>
-        </w:tabs>
-        <w:ind w:left="2160" w:hanging="360"/>
-      </w:pPr>
-      <w:rPr>
-        <w:rFonts w:ascii="Wingdings" w:hAnsi="Wingdings" w:hint="default"/>
-        <w:sz w:val="20"/>
-      </w:rPr>
-    </w:lvl>
-    <w:lvl w:ilvl="3" w:tentative="1">
-      <w:start w:val="1"/>
-      <w:numFmt w:val="bullet"/>
-      <w:lvlText w:val=""/>
-      <w:lvlJc w:val="left"/>
-      <w:pPr>
-        <w:tabs>
-          <w:tab w:val="num" w:pos="2880"/>
-        </w:tabs>
-        <w:ind w:left="2880" w:hanging="360"/>
-      </w:pPr>
-      <w:rPr>
-        <w:rFonts w:ascii="Wingdings" w:hAnsi="Wingdings" w:hint="default"/>
-        <w:sz w:val="20"/>
-      </w:rPr>
-    </w:lvl>
-    <w:lvl w:ilvl="4" w:tentative="1">
-      <w:start w:val="1"/>
-      <w:numFmt w:val="bullet"/>
-      <w:lvlText w:val=""/>
-      <w:lvlJc w:val="left"/>
-      <w:pPr>
-        <w:tabs>
-          <w:tab w:val="num" w:pos="3600"/>
-        </w:tabs>
-        <w:ind w:left="3600" w:hanging="360"/>
-      </w:pPr>
-      <w:rPr>
-        <w:rFonts w:ascii="Wingdings" w:hAnsi="Wingdings" w:hint="default"/>
-        <w:sz w:val="20"/>
-      </w:rPr>
-    </w:lvl>
-    <w:lvl w:ilvl="5" w:tentative="1">
-      <w:start w:val="1"/>
-      <w:numFmt w:val="bullet"/>
-      <w:lvlText w:val=""/>
-      <w:lvlJc w:val="left"/>
-      <w:pPr>
-        <w:tabs>
-          <w:tab w:val="num" w:pos="4320"/>
-        </w:tabs>
-        <w:ind w:left="4320" w:hanging="360"/>
-      </w:pPr>
-      <w:rPr>
-        <w:rFonts w:ascii="Wingdings" w:hAnsi="Wingdings" w:hint="default"/>
-        <w:sz w:val="20"/>
-      </w:rPr>
-    </w:lvl>
-    <w:lvl w:ilvl="6" w:tentative="1">
-      <w:start w:val="1"/>
-      <w:numFmt w:val="bullet"/>
-      <w:lvlText w:val=""/>
-      <w:lvlJc w:val="left"/>
-      <w:pPr>
-        <w:tabs>
-          <w:tab w:val="num" w:pos="5040"/>
-        </w:tabs>
-        <w:ind w:left="5040" w:hanging="360"/>
-      </w:pPr>
-      <w:rPr>
-        <w:rFonts w:ascii="Wingdings" w:hAnsi="Wingdings" w:hint="default"/>
-        <w:sz w:val="20"/>
-      </w:rPr>
-    </w:lvl>
-    <w:lvl w:ilvl="7" w:tentative="1">
-      <w:start w:val="1"/>
-      <w:numFmt w:val="bullet"/>
-      <w:lvlText w:val=""/>
-      <w:lvlJc w:val="left"/>
-      <w:pPr>
-        <w:tabs>
-          <w:tab w:val="num" w:pos="5760"/>
-        </w:tabs>
-        <w:ind w:left="5760" w:hanging="360"/>
-      </w:pPr>
-      <w:rPr>
-        <w:rFonts w:ascii="Wingdings" w:hAnsi="Wingdings" w:hint="default"/>
-        <w:sz w:val="20"/>
-      </w:rPr>
-    </w:lvl>
-    <w:lvl w:ilvl="8" w:tentative="1">
-      <w:start w:val="1"/>
-      <w:numFmt w:val="bullet"/>
-      <w:lvlText w:val=""/>
-      <w:lvlJc w:val="left"/>
-      <w:pPr>
-        <w:tabs>
-          <w:tab w:val="num" w:pos="6480"/>
-        </w:tabs>
-        <w:ind w:left="6480" w:hanging="360"/>
-      </w:pPr>
-      <w:rPr>
-        <w:rFonts w:ascii="Wingdings" w:hAnsi="Wingdings" w:hint="default"/>
-        <w:sz w:val="20"/>
-      </w:rPr>
-    </w:lvl>
-  </w:abstractNum>
-  <w:abstractNum w:abstractNumId="19" w15:restartNumberingAfterBreak="0">
-    <w:nsid w:val="74A658B3"/>
-    <w:multiLevelType w:val="multilevel"/>
-    <w:tmpl w:val="CADCCEBE"/>
+    <w:tmpl w:val="A0DC9164"/>
     <w:lvl w:ilvl="0">
       <w:start w:val="1"/>
       <w:numFmt w:val="bullet"/>
@@ -6161,10 +3739,10 @@
     <w:abstractNumId w:val="0"/>
   </w:num>
   <w:num w:numId="7" w16cid:durableId="767509364">
-    <w:abstractNumId w:val="15"/>
+    <w:abstractNumId w:val="14"/>
   </w:num>
   <w:num w:numId="8" w16cid:durableId="1187519976">
-    <w:abstractNumId w:val="8"/>
+    <w:abstractNumId w:val="9"/>
   </w:num>
   <w:num w:numId="9" w16cid:durableId="774518276">
     <w:abstractNumId w:val="7"/>
@@ -6173,34 +3751,28 @@
     <w:abstractNumId w:val="11"/>
   </w:num>
   <w:num w:numId="11" w16cid:durableId="1924602666">
-    <w:abstractNumId w:val="16"/>
+    <w:abstractNumId w:val="15"/>
   </w:num>
   <w:num w:numId="12" w16cid:durableId="2021344936">
     <w:abstractNumId w:val="2"/>
   </w:num>
-  <w:num w:numId="13" w16cid:durableId="2106995940">
-    <w:abstractNumId w:val="19"/>
-  </w:num>
-  <w:num w:numId="14" w16cid:durableId="957369980">
-    <w:abstractNumId w:val="14"/>
-  </w:num>
-  <w:num w:numId="15" w16cid:durableId="337656626">
-    <w:abstractNumId w:val="10"/>
-  </w:num>
-  <w:num w:numId="16" w16cid:durableId="1319572196">
+  <w:num w:numId="13" w16cid:durableId="426192003">
     <w:abstractNumId w:val="12"/>
   </w:num>
-  <w:num w:numId="17" w16cid:durableId="1601259756">
-    <w:abstractNumId w:val="18"/>
+  <w:num w:numId="14" w16cid:durableId="1061488019">
+    <w:abstractNumId w:val="13"/>
   </w:num>
-  <w:num w:numId="18" w16cid:durableId="1952319095">
+  <w:num w:numId="15" w16cid:durableId="1813524148">
+    <w:abstractNumId w:val="8"/>
+  </w:num>
+  <w:num w:numId="16" w16cid:durableId="458031909">
     <w:abstractNumId w:val="17"/>
   </w:num>
-  <w:num w:numId="19" w16cid:durableId="1873959759">
-    <w:abstractNumId w:val="13"/>
+  <w:num w:numId="17" w16cid:durableId="1065496706">
+    <w:abstractNumId w:val="16"/>
   </w:num>
-  <w:num w:numId="20" w16cid:durableId="970937342">
-    <w:abstractNumId w:val="9"/>
+  <w:num w:numId="18" w16cid:durableId="274023026">
+    <w:abstractNumId w:val="10"/>
   </w:num>
   <w:numIdMacAtCleanup w:val="10"/>
 </w:numbering>
@@ -17858,7 +15430,7 @@
     <w:uiPriority w:val="99"/>
     <w:semiHidden/>
     <w:unhideWhenUsed/>
-    <w:rsid w:val="00E7578F"/>
+    <w:rsid w:val="007217F2"/>
     <w:pPr>
       <w:pBdr>
         <w:top w:val="single" w:sz="6" w:space="8" w:color="DDDDDD"/>
@@ -17901,7 +15473,7 @@
     <w:link w:val="HTMLconformatoprevio"/>
     <w:uiPriority w:val="99"/>
     <w:semiHidden/>
-    <w:rsid w:val="00E7578F"/>
+    <w:rsid w:val="007217F2"/>
     <w:rPr>
       <w:rFonts w:ascii="Consolas" w:hAnsi="Consolas" w:cs="Courier New"/>
       <w:sz w:val="20"/>
@@ -17916,7 +15488,7 @@
     <w:uiPriority w:val="99"/>
     <w:semiHidden/>
     <w:unhideWhenUsed/>
-    <w:rsid w:val="00E7578F"/>
+    <w:rsid w:val="007217F2"/>
     <w:pPr>
       <w:spacing w:before="100" w:beforeAutospacing="1" w:after="100" w:afterAutospacing="1" w:line="240" w:lineRule="auto"/>
     </w:pPr>
@@ -17934,7 +15506,7 @@
     <w:uiPriority w:val="99"/>
     <w:semiHidden/>
     <w:unhideWhenUsed/>
-    <w:rsid w:val="00E7578F"/>
+    <w:rsid w:val="007217F2"/>
     <w:rPr>
       <w:rFonts w:ascii="Courier New" w:eastAsiaTheme="minorEastAsia" w:hAnsi="Courier New" w:cs="Courier New"/>
       <w:sz w:val="20"/>
